--- a/reports/Report 1.docx
+++ b/reports/Report 1.docx
@@ -43,42 +43,82 @@
           <w:szCs w:val="36"/>
           <w:lang w:val="en-US"/>
         </w:rPr>
-        <w:t xml:space="preserve">Nir </w:t>
-      </w:r>
-      <w:proofErr w:type="spellStart"/>
-      <w:r>
-        <w:rPr>
-          <w:b/>
-          <w:bCs/>
-          <w:sz w:val="36"/>
-          <w:szCs w:val="36"/>
-          <w:lang w:val="en-US"/>
-        </w:rPr>
-        <w:t>Ellor</w:t>
-      </w:r>
-      <w:proofErr w:type="spellEnd"/>
-      <w:r>
-        <w:rPr>
-          <w:b/>
-          <w:bCs/>
-          <w:sz w:val="36"/>
-          <w:szCs w:val="36"/>
-          <w:lang w:val="en-US"/>
-        </w:rPr>
-        <w:t xml:space="preserve"> Waizner, Ayala Houri</w:t>
-      </w:r>
-    </w:p>
-    <w:p>
-      <w:pPr>
-        <w:jc w:val="center"/>
-        <w:rPr>
-          <w:b/>
-          <w:bCs/>
-          <w:sz w:val="36"/>
-          <w:szCs w:val="36"/>
-          <w:lang w:val="en-US"/>
-        </w:rPr>
-      </w:pPr>
+        <w:t>Nir Ellor Waizner, Ayala Houri</w:t>
+      </w:r>
+    </w:p>
+    <w:p>
+      <w:pPr>
+        <w:rPr>
+          <w:b/>
+          <w:bCs/>
+          <w:sz w:val="32"/>
+          <w:szCs w:val="32"/>
+          <w:lang w:val="en-US"/>
+        </w:rPr>
+      </w:pPr>
+      <w:r>
+        <w:rPr>
+          <w:rFonts w:hint="cs"/>
+          <w:b/>
+          <w:bCs/>
+          <w:sz w:val="32"/>
+          <w:szCs w:val="32"/>
+          <w:rtl/>
+        </w:rPr>
+        <w:t>1.</w:t>
+      </w:r>
+      <w:r>
+        <w:rPr>
+          <w:rFonts w:hint="cs"/>
+          <w:b/>
+          <w:bCs/>
+          <w:sz w:val="32"/>
+          <w:szCs w:val="32"/>
+          <w:rtl/>
+        </w:rPr>
+        <w:t>1</w:t>
+      </w:r>
+      <w:r>
+        <w:t>.</w:t>
+      </w:r>
+      <w:r>
+        <w:rPr>
+          <w:rFonts w:hint="cs"/>
+          <w:rtl/>
+        </w:rPr>
+        <w:t xml:space="preserve"> </w:t>
+      </w:r>
+      <w:r>
+        <w:rPr>
+          <w:lang w:val="en-US"/>
+        </w:rPr>
+        <w:t xml:space="preserve"> </w:t>
+      </w:r>
+    </w:p>
+    <w:p>
+      <w:pPr>
+        <w:rPr>
+          <w:b/>
+          <w:bCs/>
+          <w:sz w:val="32"/>
+          <w:szCs w:val="32"/>
+          <w:rtl/>
+          <w:lang w:val="en-US"/>
+        </w:rPr>
+      </w:pPr>
+      <w:r>
+        <w:rPr>
+          <w:b/>
+          <w:bCs/>
+          <w:sz w:val="32"/>
+          <w:szCs w:val="32"/>
+          <w:lang w:val="en-US"/>
+        </w:rPr>
+        <w:t>1.2</w:t>
+      </w:r>
+      <w:r>
+        <w:t>.</w:t>
+      </w:r>
     </w:p>
     <w:p>
       <w:r>
@@ -155,15 +195,7 @@
         <w:t xml:space="preserve">. </w:t>
       </w:r>
       <w:r>
-        <w:t xml:space="preserve">We matched descriptors using </w:t>
-      </w:r>
-      <w:proofErr w:type="spellStart"/>
-      <w:r>
-        <w:t>BFMatcher</w:t>
-      </w:r>
-      <w:proofErr w:type="spellEnd"/>
-      <w:r>
-        <w:t xml:space="preserve"> with Hamming distance.</w:t>
+        <w:t>We matched descriptors using BFMatcher with Hamming distance.</w:t>
       </w:r>
     </w:p>
     <w:p>
@@ -1688,7 +1720,7 @@
 <w:hdr xmlns:wpc="http://schemas.microsoft.com/office/word/2010/wordprocessingCanvas" xmlns:cx="http://schemas.microsoft.com/office/drawing/2014/chartex" xmlns:cx1="http://schemas.microsoft.com/office/drawing/2015/9/8/chartex" xmlns:cx2="http://schemas.microsoft.com/office/drawing/2015/10/21/chartex" xmlns:cx3="http://schemas.microsoft.com/office/drawing/2016/5/9/chartex" xmlns:cx4="http://schemas.microsoft.com/office/drawing/2016/5/10/chartex" xmlns:cx5="http://schemas.microsoft.com/office/drawing/2016/5/11/chartex" xmlns:cx6="http://schemas.microsoft.com/office/drawing/2016/5/12/chartex" xmlns:cx7="http://schemas.microsoft.com/office/drawing/2016/5/13/chartex" xmlns:cx8="http://schemas.microsoft.com/office/drawing/2016/5/14/chartex" xmlns:mc="http://schemas.openxmlformats.org/markup-compatibility/2006" xmlns:aink="http://schemas.microsoft.com/office/drawing/2016/ink" xmlns:am3d="http://schemas.microsoft.com/office/drawing/2017/model3d" xmlns:o="urn:schemas-microsoft-com:office:office" xmlns:oel="http://schemas.microsoft.com/office/2019/extlst" xmlns:r="http://schemas.openxmlformats.org/officeDocument/2006/relationships" xmlns:m="http://schemas.openxmlformats.org/officeDocument/2006/math" xmlns:v="urn:schemas-microsoft-com:vml" xmlns:wp14="http://schemas.microsoft.com/office/word/2010/wordprocessingDrawing" xmlns:wp="http://schemas.openxmlformats.org/drawingml/2006/wordprocessingDrawing" xmlns:w10="urn:schemas-microsoft-com:office:word" xmlns:w="http://schemas.openxmlformats.org/wordprocessingml/2006/main" xmlns:w14="http://schemas.microsoft.com/office/word/2010/wordml" xmlns:w15="http://schemas.microsoft.com/office/word/2012/wordml" xmlns:w16cex="http://schemas.microsoft.com/office/word/2018/wordml/cex" xmlns:w16cid="http://schemas.microsoft.com/office/word/2016/wordml/cid" xmlns:w16="http://schemas.microsoft.com/office/word/2018/wordml" xmlns:w16du="http://schemas.microsoft.com/office/word/2023/wordml/word16du" xmlns:w16sdtdh="http://schemas.microsoft.com/office/word/2020/wordml/sdtdatahash" xmlns:w16sdtfl="http://schemas.microsoft.com/office/word/2024/wordml/sdtformatlock" xmlns:w16se="http://schemas.microsoft.com/office/word/2015/wordml/symex" xmlns:wpg="http://schemas.microsoft.com/office/word/2010/wordprocessingGroup" xmlns:wpi="http://schemas.microsoft.com/office/word/2010/wordprocessingInk" xmlns:wne="http://schemas.microsoft.com/office/word/2006/wordml" xmlns:wps="http://schemas.microsoft.com/office/word/2010/wordprocessingShape" mc:Ignorable="w14 w15 w16se w16cid w16 w16cex w16sdtdh w16sdtfl w16du wp14">
   <w:p>
     <w:pPr>
-      <w:pStyle w:val="Header"/>
+      <w:pStyle w:val="ae"/>
       <w:bidi/>
       <w:rPr>
         <w:rtl/>
@@ -1716,7 +1748,7 @@
         <w:kern w:val="2"/>
         <w:sz w:val="24"/>
         <w:szCs w:val="24"/>
-        <w:lang w:val="en-IL" w:eastAsia="en-US" w:bidi="he-IL"/>
+        <w:lang w:eastAsia="en-US" w:bidi="he-IL"/>
         <w14:ligatures w14:val="standardContextual"/>
       </w:rPr>
     </w:rPrDefault>
@@ -2104,15 +2136,15 @@
     <w:lsdException w:name="Unresolved Mention" w:semiHidden="1" w:unhideWhenUsed="1"/>
     <w:lsdException w:name="Smart Link" w:semiHidden="1" w:unhideWhenUsed="1"/>
   </w:latentStyles>
-  <w:style w:type="paragraph" w:default="1" w:styleId="Normal">
+  <w:style w:type="paragraph" w:default="1" w:styleId="a">
     <w:name w:val="Normal"/>
     <w:qFormat/>
   </w:style>
-  <w:style w:type="paragraph" w:styleId="Heading1">
+  <w:style w:type="paragraph" w:styleId="1">
     <w:name w:val="heading 1"/>
-    <w:basedOn w:val="Normal"/>
-    <w:next w:val="Normal"/>
-    <w:link w:val="Heading1Char"/>
+    <w:basedOn w:val="a"/>
+    <w:next w:val="a"/>
+    <w:link w:val="10"/>
     <w:uiPriority w:val="9"/>
     <w:qFormat/>
     <w:rsid w:val="000F6259"/>
@@ -2129,11 +2161,11 @@
       <w:szCs w:val="40"/>
     </w:rPr>
   </w:style>
-  <w:style w:type="paragraph" w:styleId="Heading2">
+  <w:style w:type="paragraph" w:styleId="2">
     <w:name w:val="heading 2"/>
-    <w:basedOn w:val="Normal"/>
-    <w:next w:val="Normal"/>
-    <w:link w:val="Heading2Char"/>
+    <w:basedOn w:val="a"/>
+    <w:next w:val="a"/>
+    <w:link w:val="20"/>
     <w:uiPriority w:val="9"/>
     <w:semiHidden/>
     <w:unhideWhenUsed/>
@@ -2152,11 +2184,11 @@
       <w:szCs w:val="32"/>
     </w:rPr>
   </w:style>
-  <w:style w:type="paragraph" w:styleId="Heading3">
+  <w:style w:type="paragraph" w:styleId="3">
     <w:name w:val="heading 3"/>
-    <w:basedOn w:val="Normal"/>
-    <w:next w:val="Normal"/>
-    <w:link w:val="Heading3Char"/>
+    <w:basedOn w:val="a"/>
+    <w:next w:val="a"/>
+    <w:link w:val="30"/>
     <w:uiPriority w:val="9"/>
     <w:semiHidden/>
     <w:unhideWhenUsed/>
@@ -2175,11 +2207,11 @@
       <w:szCs w:val="28"/>
     </w:rPr>
   </w:style>
-  <w:style w:type="paragraph" w:styleId="Heading4">
+  <w:style w:type="paragraph" w:styleId="4">
     <w:name w:val="heading 4"/>
-    <w:basedOn w:val="Normal"/>
-    <w:next w:val="Normal"/>
-    <w:link w:val="Heading4Char"/>
+    <w:basedOn w:val="a"/>
+    <w:next w:val="a"/>
+    <w:link w:val="40"/>
     <w:uiPriority w:val="9"/>
     <w:semiHidden/>
     <w:unhideWhenUsed/>
@@ -2198,11 +2230,11 @@
       <w:color w:val="0F4761" w:themeColor="accent1" w:themeShade="BF"/>
     </w:rPr>
   </w:style>
-  <w:style w:type="paragraph" w:styleId="Heading5">
+  <w:style w:type="paragraph" w:styleId="5">
     <w:name w:val="heading 5"/>
-    <w:basedOn w:val="Normal"/>
-    <w:next w:val="Normal"/>
-    <w:link w:val="Heading5Char"/>
+    <w:basedOn w:val="a"/>
+    <w:next w:val="a"/>
+    <w:link w:val="50"/>
     <w:uiPriority w:val="9"/>
     <w:semiHidden/>
     <w:unhideWhenUsed/>
@@ -2219,11 +2251,11 @@
       <w:color w:val="0F4761" w:themeColor="accent1" w:themeShade="BF"/>
     </w:rPr>
   </w:style>
-  <w:style w:type="paragraph" w:styleId="Heading6">
+  <w:style w:type="paragraph" w:styleId="6">
     <w:name w:val="heading 6"/>
-    <w:basedOn w:val="Normal"/>
-    <w:next w:val="Normal"/>
-    <w:link w:val="Heading6Char"/>
+    <w:basedOn w:val="a"/>
+    <w:next w:val="a"/>
+    <w:link w:val="60"/>
     <w:uiPriority w:val="9"/>
     <w:semiHidden/>
     <w:unhideWhenUsed/>
@@ -2242,11 +2274,11 @@
       <w:color w:val="595959" w:themeColor="text1" w:themeTint="A6"/>
     </w:rPr>
   </w:style>
-  <w:style w:type="paragraph" w:styleId="Heading7">
+  <w:style w:type="paragraph" w:styleId="7">
     <w:name w:val="heading 7"/>
-    <w:basedOn w:val="Normal"/>
-    <w:next w:val="Normal"/>
-    <w:link w:val="Heading7Char"/>
+    <w:basedOn w:val="a"/>
+    <w:next w:val="a"/>
+    <w:link w:val="70"/>
     <w:uiPriority w:val="9"/>
     <w:semiHidden/>
     <w:unhideWhenUsed/>
@@ -2263,11 +2295,11 @@
       <w:color w:val="595959" w:themeColor="text1" w:themeTint="A6"/>
     </w:rPr>
   </w:style>
-  <w:style w:type="paragraph" w:styleId="Heading8">
+  <w:style w:type="paragraph" w:styleId="8">
     <w:name w:val="heading 8"/>
-    <w:basedOn w:val="Normal"/>
-    <w:next w:val="Normal"/>
-    <w:link w:val="Heading8Char"/>
+    <w:basedOn w:val="a"/>
+    <w:next w:val="a"/>
+    <w:link w:val="80"/>
     <w:uiPriority w:val="9"/>
     <w:semiHidden/>
     <w:unhideWhenUsed/>
@@ -2286,11 +2318,11 @@
       <w:color w:val="272727" w:themeColor="text1" w:themeTint="D8"/>
     </w:rPr>
   </w:style>
-  <w:style w:type="paragraph" w:styleId="Heading9">
+  <w:style w:type="paragraph" w:styleId="9">
     <w:name w:val="heading 9"/>
-    <w:basedOn w:val="Normal"/>
-    <w:next w:val="Normal"/>
-    <w:link w:val="Heading9Char"/>
+    <w:basedOn w:val="a"/>
+    <w:next w:val="a"/>
+    <w:link w:val="90"/>
     <w:uiPriority w:val="9"/>
     <w:semiHidden/>
     <w:unhideWhenUsed/>
@@ -2307,12 +2339,13 @@
       <w:color w:val="272727" w:themeColor="text1" w:themeTint="D8"/>
     </w:rPr>
   </w:style>
-  <w:style w:type="character" w:default="1" w:styleId="DefaultParagraphFont">
+  <w:style w:type="character" w:default="1" w:styleId="a0">
     <w:name w:val="Default Paragraph Font"/>
     <w:uiPriority w:val="1"/>
+    <w:semiHidden/>
     <w:unhideWhenUsed/>
   </w:style>
-  <w:style w:type="table" w:default="1" w:styleId="TableNormal">
+  <w:style w:type="table" w:default="1" w:styleId="a1">
     <w:name w:val="Normal Table"/>
     <w:uiPriority w:val="99"/>
     <w:semiHidden/>
@@ -2327,16 +2360,16 @@
       </w:tblCellMar>
     </w:tblPr>
   </w:style>
-  <w:style w:type="numbering" w:default="1" w:styleId="NoList">
+  <w:style w:type="numbering" w:default="1" w:styleId="a2">
     <w:name w:val="No List"/>
     <w:uiPriority w:val="99"/>
     <w:semiHidden/>
     <w:unhideWhenUsed/>
   </w:style>
-  <w:style w:type="character" w:customStyle="1" w:styleId="Heading1Char">
-    <w:name w:val="Heading 1 Char"/>
-    <w:basedOn w:val="DefaultParagraphFont"/>
-    <w:link w:val="Heading1"/>
+  <w:style w:type="character" w:customStyle="1" w:styleId="10">
+    <w:name w:val="כותרת 1 תו"/>
+    <w:basedOn w:val="a0"/>
+    <w:link w:val="1"/>
     <w:uiPriority w:val="9"/>
     <w:rsid w:val="000F6259"/>
     <w:rPr>
@@ -2346,10 +2379,10 @@
       <w:szCs w:val="40"/>
     </w:rPr>
   </w:style>
-  <w:style w:type="character" w:customStyle="1" w:styleId="Heading2Char">
-    <w:name w:val="Heading 2 Char"/>
-    <w:basedOn w:val="DefaultParagraphFont"/>
-    <w:link w:val="Heading2"/>
+  <w:style w:type="character" w:customStyle="1" w:styleId="20">
+    <w:name w:val="כותרת 2 תו"/>
+    <w:basedOn w:val="a0"/>
+    <w:link w:val="2"/>
     <w:uiPriority w:val="9"/>
     <w:semiHidden/>
     <w:rsid w:val="000F6259"/>
@@ -2360,10 +2393,10 @@
       <w:szCs w:val="32"/>
     </w:rPr>
   </w:style>
-  <w:style w:type="character" w:customStyle="1" w:styleId="Heading3Char">
-    <w:name w:val="Heading 3 Char"/>
-    <w:basedOn w:val="DefaultParagraphFont"/>
-    <w:link w:val="Heading3"/>
+  <w:style w:type="character" w:customStyle="1" w:styleId="30">
+    <w:name w:val="כותרת 3 תו"/>
+    <w:basedOn w:val="a0"/>
+    <w:link w:val="3"/>
     <w:uiPriority w:val="9"/>
     <w:semiHidden/>
     <w:rsid w:val="000F6259"/>
@@ -2374,10 +2407,10 @@
       <w:szCs w:val="28"/>
     </w:rPr>
   </w:style>
-  <w:style w:type="character" w:customStyle="1" w:styleId="Heading4Char">
-    <w:name w:val="Heading 4 Char"/>
-    <w:basedOn w:val="DefaultParagraphFont"/>
-    <w:link w:val="Heading4"/>
+  <w:style w:type="character" w:customStyle="1" w:styleId="40">
+    <w:name w:val="כותרת 4 תו"/>
+    <w:basedOn w:val="a0"/>
+    <w:link w:val="4"/>
     <w:uiPriority w:val="9"/>
     <w:semiHidden/>
     <w:rsid w:val="000F6259"/>
@@ -2388,10 +2421,10 @@
       <w:color w:val="0F4761" w:themeColor="accent1" w:themeShade="BF"/>
     </w:rPr>
   </w:style>
-  <w:style w:type="character" w:customStyle="1" w:styleId="Heading5Char">
-    <w:name w:val="Heading 5 Char"/>
-    <w:basedOn w:val="DefaultParagraphFont"/>
-    <w:link w:val="Heading5"/>
+  <w:style w:type="character" w:customStyle="1" w:styleId="50">
+    <w:name w:val="כותרת 5 תו"/>
+    <w:basedOn w:val="a0"/>
+    <w:link w:val="5"/>
     <w:uiPriority w:val="9"/>
     <w:semiHidden/>
     <w:rsid w:val="000F6259"/>
@@ -2400,10 +2433,10 @@
       <w:color w:val="0F4761" w:themeColor="accent1" w:themeShade="BF"/>
     </w:rPr>
   </w:style>
-  <w:style w:type="character" w:customStyle="1" w:styleId="Heading6Char">
-    <w:name w:val="Heading 6 Char"/>
-    <w:basedOn w:val="DefaultParagraphFont"/>
-    <w:link w:val="Heading6"/>
+  <w:style w:type="character" w:customStyle="1" w:styleId="60">
+    <w:name w:val="כותרת 6 תו"/>
+    <w:basedOn w:val="a0"/>
+    <w:link w:val="6"/>
     <w:uiPriority w:val="9"/>
     <w:semiHidden/>
     <w:rsid w:val="000F6259"/>
@@ -2414,10 +2447,10 @@
       <w:color w:val="595959" w:themeColor="text1" w:themeTint="A6"/>
     </w:rPr>
   </w:style>
-  <w:style w:type="character" w:customStyle="1" w:styleId="Heading7Char">
-    <w:name w:val="Heading 7 Char"/>
-    <w:basedOn w:val="DefaultParagraphFont"/>
-    <w:link w:val="Heading7"/>
+  <w:style w:type="character" w:customStyle="1" w:styleId="70">
+    <w:name w:val="כותרת 7 תו"/>
+    <w:basedOn w:val="a0"/>
+    <w:link w:val="7"/>
     <w:uiPriority w:val="9"/>
     <w:semiHidden/>
     <w:rsid w:val="000F6259"/>
@@ -2426,10 +2459,10 @@
       <w:color w:val="595959" w:themeColor="text1" w:themeTint="A6"/>
     </w:rPr>
   </w:style>
-  <w:style w:type="character" w:customStyle="1" w:styleId="Heading8Char">
-    <w:name w:val="Heading 8 Char"/>
-    <w:basedOn w:val="DefaultParagraphFont"/>
-    <w:link w:val="Heading8"/>
+  <w:style w:type="character" w:customStyle="1" w:styleId="80">
+    <w:name w:val="כותרת 8 תו"/>
+    <w:basedOn w:val="a0"/>
+    <w:link w:val="8"/>
     <w:uiPriority w:val="9"/>
     <w:semiHidden/>
     <w:rsid w:val="000F6259"/>
@@ -2440,10 +2473,10 @@
       <w:color w:val="272727" w:themeColor="text1" w:themeTint="D8"/>
     </w:rPr>
   </w:style>
-  <w:style w:type="character" w:customStyle="1" w:styleId="Heading9Char">
-    <w:name w:val="Heading 9 Char"/>
-    <w:basedOn w:val="DefaultParagraphFont"/>
-    <w:link w:val="Heading9"/>
+  <w:style w:type="character" w:customStyle="1" w:styleId="90">
+    <w:name w:val="כותרת 9 תו"/>
+    <w:basedOn w:val="a0"/>
+    <w:link w:val="9"/>
     <w:uiPriority w:val="9"/>
     <w:semiHidden/>
     <w:rsid w:val="000F6259"/>
@@ -2452,11 +2485,11 @@
       <w:color w:val="272727" w:themeColor="text1" w:themeTint="D8"/>
     </w:rPr>
   </w:style>
-  <w:style w:type="paragraph" w:styleId="Title">
+  <w:style w:type="paragraph" w:styleId="a3">
     <w:name w:val="Title"/>
-    <w:basedOn w:val="Normal"/>
-    <w:next w:val="Normal"/>
-    <w:link w:val="TitleChar"/>
+    <w:basedOn w:val="a"/>
+    <w:next w:val="a"/>
+    <w:link w:val="a4"/>
     <w:uiPriority w:val="10"/>
     <w:qFormat/>
     <w:rsid w:val="000F6259"/>
@@ -2472,10 +2505,10 @@
       <w:szCs w:val="56"/>
     </w:rPr>
   </w:style>
-  <w:style w:type="character" w:customStyle="1" w:styleId="TitleChar">
-    <w:name w:val="Title Char"/>
-    <w:basedOn w:val="DefaultParagraphFont"/>
-    <w:link w:val="Title"/>
+  <w:style w:type="character" w:customStyle="1" w:styleId="a4">
+    <w:name w:val="כותרת טקסט תו"/>
+    <w:basedOn w:val="a0"/>
+    <w:link w:val="a3"/>
     <w:uiPriority w:val="10"/>
     <w:rsid w:val="000F6259"/>
     <w:rPr>
@@ -2486,11 +2519,11 @@
       <w:szCs w:val="56"/>
     </w:rPr>
   </w:style>
-  <w:style w:type="paragraph" w:styleId="Subtitle">
+  <w:style w:type="paragraph" w:styleId="a5">
     <w:name w:val="Subtitle"/>
-    <w:basedOn w:val="Normal"/>
-    <w:next w:val="Normal"/>
-    <w:link w:val="SubtitleChar"/>
+    <w:basedOn w:val="a"/>
+    <w:next w:val="a"/>
+    <w:link w:val="a6"/>
     <w:uiPriority w:val="11"/>
     <w:qFormat/>
     <w:rsid w:val="000F6259"/>
@@ -2507,10 +2540,10 @@
       <w:szCs w:val="28"/>
     </w:rPr>
   </w:style>
-  <w:style w:type="character" w:customStyle="1" w:styleId="SubtitleChar">
-    <w:name w:val="Subtitle Char"/>
-    <w:basedOn w:val="DefaultParagraphFont"/>
-    <w:link w:val="Subtitle"/>
+  <w:style w:type="character" w:customStyle="1" w:styleId="a6">
+    <w:name w:val="כותרת משנה תו"/>
+    <w:basedOn w:val="a0"/>
+    <w:link w:val="a5"/>
     <w:uiPriority w:val="11"/>
     <w:rsid w:val="000F6259"/>
     <w:rPr>
@@ -2521,11 +2554,11 @@
       <w:szCs w:val="28"/>
     </w:rPr>
   </w:style>
-  <w:style w:type="paragraph" w:styleId="Quote">
+  <w:style w:type="paragraph" w:styleId="a7">
     <w:name w:val="Quote"/>
-    <w:basedOn w:val="Normal"/>
-    <w:next w:val="Normal"/>
-    <w:link w:val="QuoteChar"/>
+    <w:basedOn w:val="a"/>
+    <w:next w:val="a"/>
+    <w:link w:val="a8"/>
     <w:uiPriority w:val="29"/>
     <w:qFormat/>
     <w:rsid w:val="000F6259"/>
@@ -2539,10 +2572,10 @@
       <w:color w:val="404040" w:themeColor="text1" w:themeTint="BF"/>
     </w:rPr>
   </w:style>
-  <w:style w:type="character" w:customStyle="1" w:styleId="QuoteChar">
-    <w:name w:val="Quote Char"/>
-    <w:basedOn w:val="DefaultParagraphFont"/>
-    <w:link w:val="Quote"/>
+  <w:style w:type="character" w:customStyle="1" w:styleId="a8">
+    <w:name w:val="ציטוט תו"/>
+    <w:basedOn w:val="a0"/>
+    <w:link w:val="a7"/>
     <w:uiPriority w:val="29"/>
     <w:rsid w:val="000F6259"/>
     <w:rPr>
@@ -2551,9 +2584,9 @@
       <w:color w:val="404040" w:themeColor="text1" w:themeTint="BF"/>
     </w:rPr>
   </w:style>
-  <w:style w:type="paragraph" w:styleId="ListParagraph">
+  <w:style w:type="paragraph" w:styleId="a9">
     <w:name w:val="List Paragraph"/>
-    <w:basedOn w:val="Normal"/>
+    <w:basedOn w:val="a"/>
     <w:uiPriority w:val="34"/>
     <w:qFormat/>
     <w:rsid w:val="000F6259"/>
@@ -2562,9 +2595,9 @@
       <w:contextualSpacing/>
     </w:pPr>
   </w:style>
-  <w:style w:type="character" w:styleId="IntenseEmphasis">
+  <w:style w:type="character" w:styleId="aa">
     <w:name w:val="Intense Emphasis"/>
-    <w:basedOn w:val="DefaultParagraphFont"/>
+    <w:basedOn w:val="a0"/>
     <w:uiPriority w:val="21"/>
     <w:qFormat/>
     <w:rsid w:val="000F6259"/>
@@ -2574,11 +2607,11 @@
       <w:color w:val="0F4761" w:themeColor="accent1" w:themeShade="BF"/>
     </w:rPr>
   </w:style>
-  <w:style w:type="paragraph" w:styleId="IntenseQuote">
+  <w:style w:type="paragraph" w:styleId="ab">
     <w:name w:val="Intense Quote"/>
-    <w:basedOn w:val="Normal"/>
-    <w:next w:val="Normal"/>
-    <w:link w:val="IntenseQuoteChar"/>
+    <w:basedOn w:val="a"/>
+    <w:next w:val="a"/>
+    <w:link w:val="ac"/>
     <w:uiPriority w:val="30"/>
     <w:qFormat/>
     <w:rsid w:val="000F6259"/>
@@ -2597,10 +2630,10 @@
       <w:color w:val="0F4761" w:themeColor="accent1" w:themeShade="BF"/>
     </w:rPr>
   </w:style>
-  <w:style w:type="character" w:customStyle="1" w:styleId="IntenseQuoteChar">
-    <w:name w:val="Intense Quote Char"/>
-    <w:basedOn w:val="DefaultParagraphFont"/>
-    <w:link w:val="IntenseQuote"/>
+  <w:style w:type="character" w:customStyle="1" w:styleId="ac">
+    <w:name w:val="ציטוט חזק תו"/>
+    <w:basedOn w:val="a0"/>
+    <w:link w:val="ab"/>
     <w:uiPriority w:val="30"/>
     <w:rsid w:val="000F6259"/>
     <w:rPr>
@@ -2609,9 +2642,9 @@
       <w:color w:val="0F4761" w:themeColor="accent1" w:themeShade="BF"/>
     </w:rPr>
   </w:style>
-  <w:style w:type="character" w:styleId="IntenseReference">
+  <w:style w:type="character" w:styleId="ad">
     <w:name w:val="Intense Reference"/>
-    <w:basedOn w:val="DefaultParagraphFont"/>
+    <w:basedOn w:val="a0"/>
     <w:uiPriority w:val="32"/>
     <w:qFormat/>
     <w:rsid w:val="000F6259"/>
@@ -2623,10 +2656,10 @@
       <w:spacing w:val="5"/>
     </w:rPr>
   </w:style>
-  <w:style w:type="paragraph" w:styleId="Header">
+  <w:style w:type="paragraph" w:styleId="ae">
     <w:name w:val="header"/>
-    <w:basedOn w:val="Normal"/>
-    <w:link w:val="HeaderChar"/>
+    <w:basedOn w:val="a"/>
+    <w:link w:val="af"/>
     <w:uiPriority w:val="99"/>
     <w:unhideWhenUsed/>
     <w:rsid w:val="000F6259"/>
@@ -2638,17 +2671,17 @@
       <w:spacing w:after="0" w:line="240" w:lineRule="auto"/>
     </w:pPr>
   </w:style>
-  <w:style w:type="character" w:customStyle="1" w:styleId="HeaderChar">
-    <w:name w:val="Header Char"/>
-    <w:basedOn w:val="DefaultParagraphFont"/>
-    <w:link w:val="Header"/>
+  <w:style w:type="character" w:customStyle="1" w:styleId="af">
+    <w:name w:val="כותרת עליונה תו"/>
+    <w:basedOn w:val="a0"/>
+    <w:link w:val="ae"/>
     <w:uiPriority w:val="99"/>
     <w:rsid w:val="000F6259"/>
   </w:style>
-  <w:style w:type="paragraph" w:styleId="Footer">
+  <w:style w:type="paragraph" w:styleId="af0">
     <w:name w:val="footer"/>
-    <w:basedOn w:val="Normal"/>
-    <w:link w:val="FooterChar"/>
+    <w:basedOn w:val="a"/>
+    <w:link w:val="af1"/>
     <w:uiPriority w:val="99"/>
     <w:unhideWhenUsed/>
     <w:rsid w:val="000F6259"/>
@@ -2660,10 +2693,10 @@
       <w:spacing w:after="0" w:line="240" w:lineRule="auto"/>
     </w:pPr>
   </w:style>
-  <w:style w:type="character" w:customStyle="1" w:styleId="FooterChar">
-    <w:name w:val="Footer Char"/>
-    <w:basedOn w:val="DefaultParagraphFont"/>
-    <w:link w:val="Footer"/>
+  <w:style w:type="character" w:customStyle="1" w:styleId="af1">
+    <w:name w:val="כותרת תחתונה תו"/>
+    <w:basedOn w:val="a0"/>
+    <w:link w:val="af0"/>
     <w:uiPriority w:val="99"/>
     <w:rsid w:val="000F6259"/>
   </w:style>

--- a/reports/Report 1.docx
+++ b/reports/Report 1.docx
@@ -10,7 +10,6 @@
           <w:bCs/>
           <w:sz w:val="36"/>
           <w:szCs w:val="36"/>
-          <w:lang w:val="en-US"/>
         </w:rPr>
       </w:pPr>
       <w:r>
@@ -19,7 +18,6 @@
           <w:bCs/>
           <w:sz w:val="36"/>
           <w:szCs w:val="36"/>
-          <w:lang w:val="en-US"/>
         </w:rPr>
         <w:t>Vision Aided Navigation - Exercise 1 Report</w:t>
       </w:r>
@@ -32,7 +30,6 @@
           <w:bCs/>
           <w:sz w:val="36"/>
           <w:szCs w:val="36"/>
-          <w:lang w:val="en-US"/>
         </w:rPr>
       </w:pPr>
       <w:r>
@@ -41,83 +38,214 @@
           <w:bCs/>
           <w:sz w:val="36"/>
           <w:szCs w:val="36"/>
-          <w:lang w:val="en-US"/>
         </w:rPr>
         <w:t>Nir Ellor Waizner, Ayala Houri</w:t>
       </w:r>
     </w:p>
     <w:p>
       <w:pPr>
-        <w:rPr>
-          <w:b/>
-          <w:bCs/>
-          <w:sz w:val="32"/>
-          <w:szCs w:val="32"/>
-          <w:lang w:val="en-US"/>
-        </w:rPr>
-      </w:pPr>
-      <w:r>
-        <w:rPr>
-          <w:rFonts w:hint="cs"/>
-          <w:b/>
-          <w:bCs/>
-          <w:sz w:val="32"/>
-          <w:szCs w:val="32"/>
-          <w:rtl/>
-        </w:rPr>
-        <w:t>1.</w:t>
-      </w:r>
-      <w:r>
-        <w:rPr>
-          <w:rFonts w:hint="cs"/>
-          <w:b/>
-          <w:bCs/>
-          <w:sz w:val="32"/>
-          <w:szCs w:val="32"/>
-          <w:rtl/>
-        </w:rPr>
-        <w:t>1</w:t>
-      </w:r>
-      <w:r>
-        <w:t>.</w:t>
-      </w:r>
-      <w:r>
-        <w:rPr>
-          <w:rFonts w:hint="cs"/>
-          <w:rtl/>
+        <w:pStyle w:val="a9"/>
+        <w:numPr>
+          <w:ilvl w:val="1"/>
+          <w:numId w:val="2"/>
+        </w:numPr>
+      </w:pPr>
+      <w:r>
+        <w:drawing>
+          <wp:anchor distT="0" distB="0" distL="114300" distR="114300" simplePos="0" relativeHeight="251677696" behindDoc="0" locked="0" layoutInCell="1" allowOverlap="1" wp14:anchorId="31A92A71" wp14:editId="798FB945">
+            <wp:simplePos x="0" y="0"/>
+            <wp:positionH relativeFrom="column">
+              <wp:posOffset>158750</wp:posOffset>
+            </wp:positionH>
+            <wp:positionV relativeFrom="paragraph">
+              <wp:posOffset>883920</wp:posOffset>
+            </wp:positionV>
+            <wp:extent cx="6006823" cy="1524000"/>
+            <wp:effectExtent l="0" t="0" r="0" b="0"/>
+            <wp:wrapTopAndBottom/>
+            <wp:docPr id="119639195" name="תמונה 1"/>
+            <wp:cNvGraphicFramePr>
+              <a:graphicFrameLocks xmlns:a="http://schemas.openxmlformats.org/drawingml/2006/main" noChangeAspect="1"/>
+            </wp:cNvGraphicFramePr>
+            <a:graphic xmlns:a="http://schemas.openxmlformats.org/drawingml/2006/main">
+              <a:graphicData uri="http://schemas.openxmlformats.org/drawingml/2006/picture">
+                <pic:pic xmlns:pic="http://schemas.openxmlformats.org/drawingml/2006/picture">
+                  <pic:nvPicPr>
+                    <pic:cNvPr id="119639195" name=""/>
+                    <pic:cNvPicPr/>
+                  </pic:nvPicPr>
+                  <pic:blipFill rotWithShape="1">
+                    <a:blip r:embed="rId7">
+                      <a:extLst>
+                        <a:ext uri="{28A0092B-C50C-407E-A947-70E740481C1C}">
+                          <a14:useLocalDpi xmlns:a14="http://schemas.microsoft.com/office/drawing/2010/main" val="0"/>
+                        </a:ext>
+                      </a:extLst>
+                    </a:blip>
+                    <a:srcRect t="28490" b="33998"/>
+                    <a:stretch>
+                      <a:fillRect/>
+                    </a:stretch>
+                  </pic:blipFill>
+                  <pic:spPr bwMode="auto">
+                    <a:xfrm>
+                      <a:off x="0" y="0"/>
+                      <a:ext cx="6006823" cy="1524000"/>
+                    </a:xfrm>
+                    <a:prstGeom prst="rect">
+                      <a:avLst/>
+                    </a:prstGeom>
+                    <a:ln>
+                      <a:noFill/>
+                    </a:ln>
+                    <a:extLst>
+                      <a:ext uri="{53640926-AAD7-44D8-BBD7-CCE9431645EC}">
+                        <a14:shadowObscured xmlns:a14="http://schemas.microsoft.com/office/drawing/2010/main"/>
+                      </a:ext>
+                    </a:extLst>
+                  </pic:spPr>
+                </pic:pic>
+              </a:graphicData>
+            </a:graphic>
+            <wp14:sizeRelH relativeFrom="page">
+              <wp14:pctWidth>0</wp14:pctWidth>
+            </wp14:sizeRelH>
+            <wp14:sizeRelV relativeFrom="page">
+              <wp14:pctHeight>0</wp14:pctHeight>
+            </wp14:sizeRelV>
+          </wp:anchor>
+        </w:drawing>
+      </w:r>
+      <w:r>
+        <w:t xml:space="preserve">Using the ORB (FAST) feature detection algorithm, we identified and extracted over 500 </w:t>
+      </w:r>
+      <w:r>
+        <w:t>key points</w:t>
+      </w:r>
+      <w:r>
+        <w:t xml:space="preserve"> from each image in the initial stereo pair. ORB was selected for its computational efficiency and robustness against rotation, making it an ideal choice for real-time stereo matching tasks.</w:t>
+      </w:r>
+    </w:p>
+    <w:p>
+      <w:pPr>
+        <w:pStyle w:val="a9"/>
+      </w:pPr>
+    </w:p>
+    <w:p>
+      <w:r>
+        <w:t>From the visualized results, we can infer that the detector successfully identifies high-contrast corners and textures, particularly along building edges and foliage. The consistent distribution of green key-points across both frames suggests that the features are repeatable and suitable for stereo correspondence.</w:t>
+      </w:r>
+    </w:p>
+    <w:p>
+      <w:pPr>
+        <w:pStyle w:val="a9"/>
+        <w:numPr>
+          <w:ilvl w:val="1"/>
+          <w:numId w:val="2"/>
+        </w:numPr>
+      </w:pPr>
+      <w:r>
+        <w:t>Using the ORB (BRIEF) feature detection algorithm</w:t>
+      </w:r>
+      <w:r>
+        <w:t>, which complements FAST of ORB</w:t>
+      </w:r>
+      <w:r>
+        <w:t xml:space="preserve">, </w:t>
+      </w:r>
+      <w:r>
+        <w:t>the descriptors of the two first features</w:t>
+      </w:r>
+      <w:r>
+        <w:t>:</w:t>
+      </w:r>
+    </w:p>
+    <w:p>
+      <w:pPr>
+        <w:pStyle w:val="a9"/>
+      </w:pPr>
+      <w:r>
+        <w:t>Image 1 Descriptor 0:</w:t>
+      </w:r>
+    </w:p>
+    <w:p>
+      <w:pPr>
+        <w:pStyle w:val="a9"/>
+        <w:rPr>
+          <w:sz w:val="20"/>
+          <w:szCs w:val="20"/>
+        </w:rPr>
+      </w:pPr>
+      <w:r>
+        <w:rPr>
+          <w:sz w:val="20"/>
+          <w:szCs w:val="20"/>
+        </w:rPr>
+        <w:t xml:space="preserve"> [ 35 181 144  26 253 157 176 239 219  49  56  28 174 184  76 148 131  75</w:t>
+      </w:r>
+      <w:r>
+        <w:rPr>
+          <w:sz w:val="20"/>
+          <w:szCs w:val="20"/>
         </w:rPr>
         <w:t xml:space="preserve"> </w:t>
       </w:r>
       <w:r>
         <w:rPr>
-          <w:lang w:val="en-US"/>
+          <w:sz w:val="20"/>
+          <w:szCs w:val="20"/>
+        </w:rPr>
+        <w:t>194  16  23 106 218 243  47  92  20 123 218  12 203 143]</w:t>
+      </w:r>
+    </w:p>
+    <w:p>
+      <w:pPr>
+        <w:pStyle w:val="a9"/>
+      </w:pPr>
+      <w:r>
+        <w:t>Image 1 Descriptor 1:</w:t>
+      </w:r>
+    </w:p>
+    <w:p>
+      <w:pPr>
+        <w:pStyle w:val="a9"/>
+        <w:rPr>
+          <w:sz w:val="20"/>
+          <w:szCs w:val="20"/>
+        </w:rPr>
+      </w:pPr>
+      <w:r>
+        <w:rPr>
+          <w:sz w:val="20"/>
+          <w:szCs w:val="20"/>
+        </w:rPr>
+        <w:t xml:space="preserve"> [120 184 234  56 105 217  80  71 227  93 164  41  35 149  66  26 128 186</w:t>
+      </w:r>
+      <w:r>
+        <w:rPr>
+          <w:sz w:val="20"/>
+          <w:szCs w:val="20"/>
         </w:rPr>
         <w:t xml:space="preserve"> </w:t>
       </w:r>
-    </w:p>
-    <w:p>
-      <w:pPr>
-        <w:rPr>
-          <w:b/>
-          <w:bCs/>
-          <w:sz w:val="32"/>
-          <w:szCs w:val="32"/>
-          <w:rtl/>
-          <w:lang w:val="en-US"/>
-        </w:rPr>
-      </w:pPr>
-      <w:r>
-        <w:rPr>
-          <w:b/>
-          <w:bCs/>
-          <w:sz w:val="32"/>
-          <w:szCs w:val="32"/>
-          <w:lang w:val="en-US"/>
-        </w:rPr>
-        <w:t>1.2</w:t>
-      </w:r>
-      <w:r>
-        <w:t>.</w:t>
+      <w:r>
+        <w:rPr>
+          <w:sz w:val="20"/>
+          <w:szCs w:val="20"/>
+        </w:rPr>
+        <w:t>236  16  14 107 226  17 211 241  16 123  98 132  78  90]</w:t>
+      </w:r>
+      <w:r>
+        <w:rPr>
+          <w:sz w:val="20"/>
+          <w:szCs w:val="20"/>
+        </w:rPr>
+        <w:t xml:space="preserve">  </w:t>
+      </w:r>
+    </w:p>
+    <w:p>
+      <w:r>
+        <w:t>These 32-element vectors represent 256-bit binary strings, where each value is the decimal equivalent of an 8-bit segment. The distinct numerical differences between Descriptor 0 and Descriptor 1 indicate that the algorithm effectively captures unique local intensity patterns, which will allow the matching algorithm to differentiate between disparate points in the scene.</w:t>
       </w:r>
     </w:p>
     <w:p>
@@ -128,8 +256,8 @@
           <w:noProof/>
           <w:sz w:val="32"/>
           <w:szCs w:val="32"/>
-          <w:lang w:val="en-US"/>
-        </w:rPr>
+        </w:rPr>
+        <w:lastRenderedPageBreak/>
         <w:drawing>
           <wp:anchor distT="0" distB="0" distL="114300" distR="114300" simplePos="0" relativeHeight="251658240" behindDoc="0" locked="0" layoutInCell="1" allowOverlap="1" wp14:anchorId="62B782B4" wp14:editId="76C98C68">
             <wp:simplePos x="0" y="0"/>
@@ -154,7 +282,7 @@
                     <pic:cNvPicPr/>
                   </pic:nvPicPr>
                   <pic:blipFill>
-                    <a:blip r:embed="rId6" cstate="print">
+                    <a:blip r:embed="rId8" cstate="print">
                       <a:extLst>
                         <a:ext uri="{28A0092B-C50C-407E-A947-70E740481C1C}">
                           <a14:useLocalDpi xmlns:a14="http://schemas.microsoft.com/office/drawing/2010/main" val="0"/>
@@ -202,7 +330,6 @@
       <w:r>
         <w:rPr>
           <w:noProof/>
-          <w:lang w:val="en-US"/>
         </w:rPr>
         <w:drawing>
           <wp:anchor distT="0" distB="0" distL="114300" distR="114300" simplePos="0" relativeHeight="251659264" behindDoc="0" locked="0" layoutInCell="1" allowOverlap="1" wp14:anchorId="29B121A9" wp14:editId="0244EED0">
@@ -228,7 +355,7 @@
                     <pic:cNvPicPr/>
                   </pic:nvPicPr>
                   <pic:blipFill rotWithShape="1">
-                    <a:blip r:embed="rId7">
+                    <a:blip r:embed="rId9">
                       <a:extLst>
                         <a:ext uri="{28A0092B-C50C-407E-A947-70E740481C1C}">
                           <a14:useLocalDpi xmlns:a14="http://schemas.microsoft.com/office/drawing/2010/main" val="0"/>
@@ -273,46 +400,20 @@
         <w:t>For better visualisation:</w:t>
       </w:r>
     </w:p>
-    <w:p>
-      <w:pPr>
-        <w:rPr>
-          <w:lang w:val="en-US"/>
-        </w:rPr>
-      </w:pPr>
-    </w:p>
-    <w:p>
-      <w:pPr>
-        <w:rPr>
-          <w:lang w:val="en-US"/>
-        </w:rPr>
-      </w:pPr>
-      <w:r>
-        <w:rPr>
-          <w:lang w:val="en-US"/>
-        </w:rPr>
+    <w:p/>
+    <w:p>
+      <w:r>
         <w:t>We can observe that some of the matches are incorrect. To improve the matching quality and remove ambiguous matches, we apply the ratio test in section 1.4.</w:t>
       </w:r>
     </w:p>
-    <w:p>
-      <w:pPr>
-        <w:rPr>
-          <w:lang w:val="en-US"/>
-        </w:rPr>
-      </w:pPr>
-    </w:p>
-    <w:p>
-      <w:pPr>
-        <w:rPr>
-          <w:lang w:val="en-US"/>
-        </w:rPr>
-      </w:pPr>
+    <w:p/>
+    <w:p>
       <w:r>
         <w:rPr>
           <w:b/>
           <w:bCs/>
           <w:sz w:val="32"/>
           <w:szCs w:val="32"/>
-          <w:lang w:val="en-US"/>
         </w:rPr>
         <w:t>1.4.</w:t>
       </w:r>
@@ -320,7 +421,6 @@
         <w:rPr>
           <w:sz w:val="32"/>
           <w:szCs w:val="32"/>
-          <w:lang w:val="en-US"/>
         </w:rPr>
         <w:t xml:space="preserve"> </w:t>
       </w:r>
@@ -328,174 +428,79 @@
         <w:rPr>
           <w:sz w:val="32"/>
           <w:szCs w:val="32"/>
-          <w:lang w:val="en-US"/>
         </w:rPr>
         <w:t xml:space="preserve"> </w:t>
       </w:r>
       <w:r>
-        <w:rPr>
-          <w:lang w:val="en-US"/>
-        </w:rPr>
         <w:t xml:space="preserve">In this section, we applied Lowe’s ratio test to filter out unreliable matches. </w:t>
       </w:r>
     </w:p>
     <w:p>
-      <w:pPr>
-        <w:rPr>
-          <w:lang w:val="en-US"/>
-        </w:rPr>
-      </w:pPr>
-      <w:r>
-        <w:rPr>
-          <w:lang w:val="en-US"/>
-        </w:rPr>
+      <w:r>
         <w:t xml:space="preserve">For each descriptor, we retrieved the two nearest neighbors using KNN matching. </w:t>
       </w:r>
     </w:p>
     <w:p>
-      <w:pPr>
-        <w:rPr>
-          <w:lang w:val="en-US"/>
-        </w:rPr>
-      </w:pPr>
-      <w:r>
-        <w:rPr>
-          <w:lang w:val="en-US"/>
-        </w:rPr>
+      <w:r>
         <w:t xml:space="preserve">A match was accepted only if the distance of the best match was significantly smaller than the second-best match, i.e., if the ratio between them was below a chosen threshold (we used a ratio value of 0.75). </w:t>
       </w:r>
     </w:p>
     <w:p>
-      <w:pPr>
-        <w:rPr>
-          <w:lang w:val="en-US"/>
-        </w:rPr>
-      </w:pPr>
-      <w:r>
-        <w:rPr>
-          <w:lang w:val="en-US"/>
-        </w:rPr>
+      <w:r>
         <w:t xml:space="preserve">Formally, we applied the condition: best/second &lt; ratio, which is equivalent to </w:t>
       </w:r>
       <w:proofErr w:type="spellStart"/>
-      <w:proofErr w:type="gramStart"/>
-      <w:r>
-        <w:rPr>
-          <w:lang w:val="en-US"/>
-        </w:rPr>
+      <w:r>
         <w:t>m.distance</w:t>
       </w:r>
       <w:proofErr w:type="spellEnd"/>
-      <w:proofErr w:type="gramEnd"/>
-      <w:r>
-        <w:rPr>
-          <w:lang w:val="en-US"/>
-        </w:rPr>
+      <w:r>
         <w:t xml:space="preserve"> &lt; 0.75 </w:t>
       </w:r>
       <w:r>
-        <w:rPr>
-          <w:lang w:val="en-US"/>
-        </w:rPr>
         <w:t>*</w:t>
       </w:r>
       <w:r>
-        <w:rPr>
-          <w:lang w:val="en-US"/>
-        </w:rPr>
         <w:t xml:space="preserve"> </w:t>
       </w:r>
       <w:proofErr w:type="spellStart"/>
-      <w:proofErr w:type="gramStart"/>
-      <w:r>
-        <w:rPr>
-          <w:lang w:val="en-US"/>
-        </w:rPr>
+      <w:r>
         <w:t>n.distance</w:t>
       </w:r>
       <w:proofErr w:type="spellEnd"/>
-      <w:proofErr w:type="gramEnd"/>
-      <w:r>
-        <w:rPr>
-          <w:lang w:val="en-US"/>
-        </w:rPr>
+      <w:r>
         <w:t xml:space="preserve">. </w:t>
       </w:r>
     </w:p>
     <w:p>
-      <w:pPr>
-        <w:rPr>
-          <w:lang w:val="en-US"/>
-        </w:rPr>
-      </w:pPr>
-      <w:r>
-        <w:rPr>
-          <w:lang w:val="en-US"/>
-        </w:rPr>
+      <w:r>
         <w:t xml:space="preserve">While the literature (e.g., Wikipedia) often uses a threshold around 0.8, we chose a stricter value of 0.75 to be more selective and reduce ambiguous </w:t>
       </w:r>
       <w:proofErr w:type="spellStart"/>
-      <w:proofErr w:type="gramStart"/>
-      <w:r>
-        <w:rPr>
-          <w:lang w:val="en-US"/>
-        </w:rPr>
+      <w:r>
         <w:t>matches.</w:t>
       </w:r>
       <w:r>
-        <w:rPr>
-          <w:lang w:val="en-US"/>
-        </w:rPr>
         <w:t>This</w:t>
       </w:r>
       <w:proofErr w:type="spellEnd"/>
-      <w:proofErr w:type="gramEnd"/>
-      <w:r>
-        <w:rPr>
-          <w:lang w:val="en-US"/>
-        </w:rPr>
+      <w:r>
         <w:t xml:space="preserve"> ensures that the best match is distinct and not ambiguous compared to other candidates. </w:t>
       </w:r>
     </w:p>
     <w:p>
-      <w:pPr>
-        <w:rPr>
-          <w:lang w:val="en-US"/>
-        </w:rPr>
-      </w:pPr>
-      <w:r>
-        <w:rPr>
-          <w:lang w:val="en-US"/>
+      <w:r>
+        <w:t>As a result, ambiguous matches are rejected, improving the overall reliability and quality of the matching.</w:t>
+      </w:r>
+    </w:p>
+    <w:p/>
+    <w:p/>
+    <w:p>
+      <w:r>
+        <w:rPr>
+          <w:noProof/>
         </w:rPr>
         <w:lastRenderedPageBreak/>
-        <w:t>As a result, ambiguous matches are rejected, improving the overall reliability and quality of the matching.</w:t>
-      </w:r>
-    </w:p>
-    <w:p>
-      <w:pPr>
-        <w:rPr>
-          <w:lang w:val="en-US"/>
-        </w:rPr>
-      </w:pPr>
-    </w:p>
-    <w:p>
-      <w:pPr>
-        <w:rPr>
-          <w:lang w:val="en-US"/>
-        </w:rPr>
-      </w:pPr>
-    </w:p>
-    <w:p>
-      <w:pPr>
-        <w:rPr>
-          <w:lang w:val="en-US"/>
-        </w:rPr>
-      </w:pPr>
-      <w:r>
-        <w:rPr>
-          <w:noProof/>
-          <w:lang w:val="en-US"/>
-        </w:rPr>
         <mc:AlternateContent>
           <mc:Choice Requires="wpi">
             <w:drawing>
@@ -514,7 +519,7 @@
                 <wp:cNvGraphicFramePr/>
                 <a:graphic xmlns:a="http://schemas.openxmlformats.org/drawingml/2006/main">
                   <a:graphicData uri="http://schemas.microsoft.com/office/word/2010/wordprocessingInk">
-                    <w14:contentPart bwMode="auto" r:id="rId8">
+                    <w14:contentPart bwMode="auto" r:id="rId10">
                       <w14:nvContentPartPr>
                         <w14:cNvContentPartPr/>
                       </w14:nvContentPartPr>
@@ -550,7 +555,7 @@
                 <o:lock v:ext="edit" aspectratio="t"/>
               </v:shapetype>
               <v:shape id="Ink 7" o:spid="_x0000_s1026" type="#_x0000_t75" style="position:absolute;margin-left:8.05pt;margin-top:145.25pt;width:19.35pt;height:17.35pt;z-index:251667456;visibility:visible;mso-wrap-style:square;mso-wrap-distance-left:9pt;mso-wrap-distance-top:0;mso-wrap-distance-right:9pt;mso-wrap-distance-bottom:0;mso-position-horizontal:absolute;mso-position-horizontal-relative:text;mso-position-vertical:absolute;mso-position-vertical-relative:text" o:gfxdata="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">
-                <v:imagedata r:id="rId9" o:title=""/>
+                <v:imagedata r:id="rId11" o:title=""/>
               </v:shape>
             </w:pict>
           </mc:Fallback>
@@ -559,7 +564,6 @@
       <w:r>
         <w:rPr>
           <w:noProof/>
-          <w:lang w:val="en-US"/>
         </w:rPr>
         <mc:AlternateContent>
           <mc:Choice Requires="wpi">
@@ -579,7 +583,7 @@
                 <wp:cNvGraphicFramePr/>
                 <a:graphic xmlns:a="http://schemas.openxmlformats.org/drawingml/2006/main">
                   <a:graphicData uri="http://schemas.microsoft.com/office/word/2010/wordprocessingInk">
-                    <w14:contentPart bwMode="auto" r:id="rId10">
+                    <w14:contentPart bwMode="auto" r:id="rId12">
                       <w14:nvContentPartPr>
                         <w14:cNvContentPartPr/>
                       </w14:nvContentPartPr>
@@ -596,7 +600,7 @@
           <mc:Fallback>
             <w:pict>
               <v:shape w14:anchorId="1650CC82" id="Ink 2" o:spid="_x0000_s1026" type="#_x0000_t75" style="position:absolute;margin-left:392.05pt;margin-top:148.95pt;width:17.2pt;height:12pt;z-index:251663360;visibility:visible;mso-wrap-style:square;mso-wrap-distance-left:9pt;mso-wrap-distance-top:0;mso-wrap-distance-right:9pt;mso-wrap-distance-bottom:0;mso-position-horizontal:absolute;mso-position-horizontal-relative:text;mso-position-vertical:absolute;mso-position-vertical-relative:text" o:gfxdata="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">
-                <v:imagedata r:id="rId11" o:title=""/>
+                <v:imagedata r:id="rId13" o:title=""/>
               </v:shape>
             </w:pict>
           </mc:Fallback>
@@ -605,7 +609,6 @@
       <w:r>
         <w:rPr>
           <w:noProof/>
-          <w:lang w:val="en-US"/>
         </w:rPr>
         <w:drawing>
           <wp:anchor distT="0" distB="0" distL="114300" distR="114300" simplePos="0" relativeHeight="251661312" behindDoc="0" locked="0" layoutInCell="1" allowOverlap="1" wp14:anchorId="2E2A51E4" wp14:editId="571C6D2B">
@@ -631,7 +634,7 @@
                     <pic:cNvPicPr/>
                   </pic:nvPicPr>
                   <pic:blipFill rotWithShape="1">
-                    <a:blip r:embed="rId12">
+                    <a:blip r:embed="rId14">
                       <a:extLst>
                         <a:ext uri="{28A0092B-C50C-407E-A947-70E740481C1C}">
                           <a14:useLocalDpi xmlns:a14="http://schemas.microsoft.com/office/drawing/2010/main" val="0"/>
@@ -675,7 +678,6 @@
       <w:r>
         <w:rPr>
           <w:noProof/>
-          <w:lang w:val="en-US"/>
         </w:rPr>
         <w:drawing>
           <wp:anchor distT="0" distB="0" distL="114300" distR="114300" simplePos="0" relativeHeight="251660288" behindDoc="0" locked="0" layoutInCell="1" allowOverlap="1" wp14:anchorId="5E7E43EF" wp14:editId="0505D22C">
@@ -701,7 +703,7 @@
                     <pic:cNvPicPr/>
                   </pic:nvPicPr>
                   <pic:blipFill>
-                    <a:blip r:embed="rId13" cstate="print">
+                    <a:blip r:embed="rId15" cstate="print">
                       <a:extLst>
                         <a:ext uri="{28A0092B-C50C-407E-A947-70E740481C1C}">
                           <a14:useLocalDpi xmlns:a14="http://schemas.microsoft.com/office/drawing/2010/main" val="0"/>
@@ -729,28 +731,14 @@
       </w:r>
     </w:p>
     <w:p>
-      <w:pPr>
-        <w:rPr>
-          <w:lang w:val="en-US"/>
-        </w:rPr>
-      </w:pPr>
-      <w:r>
-        <w:rPr>
-          <w:lang w:val="en-US"/>
-        </w:rPr>
+      <w:r>
         <w:t xml:space="preserve">Upon inspecting the matching results, we observed that some correspondences are not perfectly aligned. Although they fall within the same general area, they do not match the exact corresponding point, indicating residual ambiguity. </w:t>
       </w:r>
     </w:p>
     <w:p>
-      <w:pPr>
-        <w:rPr>
-          <w:lang w:val="en-US"/>
-        </w:rPr>
-      </w:pPr>
       <w:r>
         <w:rPr>
           <w:noProof/>
-          <w:lang w:val="en-US"/>
         </w:rPr>
         <mc:AlternateContent>
           <mc:Choice Requires="wpi">
@@ -770,7 +758,7 @@
                 <wp:cNvGraphicFramePr/>
                 <a:graphic xmlns:a="http://schemas.openxmlformats.org/drawingml/2006/main">
                   <a:graphicData uri="http://schemas.microsoft.com/office/word/2010/wordprocessingInk">
-                    <w14:contentPart bwMode="auto" r:id="rId14">
+                    <w14:contentPart bwMode="auto" r:id="rId16">
                       <w14:nvContentPartPr>
                         <w14:cNvContentPartPr/>
                       </w14:nvContentPartPr>
@@ -787,7 +775,7 @@
           <mc:Fallback>
             <w:pict>
               <v:shape w14:anchorId="234F792E" id="Ink 11" o:spid="_x0000_s1026" type="#_x0000_t75" style="position:absolute;margin-left:32.8pt;margin-top:172.45pt;width:16.2pt;height:20.45pt;z-index:251674624;visibility:visible;mso-wrap-style:square;mso-wrap-distance-left:9pt;mso-wrap-distance-top:0;mso-wrap-distance-right:9pt;mso-wrap-distance-bottom:0;mso-position-horizontal:absolute;mso-position-horizontal-relative:text;mso-position-vertical:absolute;mso-position-vertical-relative:text" o:gfxdata="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">
-                <v:imagedata r:id="rId15" o:title=""/>
+                <v:imagedata r:id="rId17" o:title=""/>
               </v:shape>
             </w:pict>
           </mc:Fallback>
@@ -796,7 +784,6 @@
       <w:r>
         <w:rPr>
           <w:noProof/>
-          <w:lang w:val="en-US"/>
         </w:rPr>
         <mc:AlternateContent>
           <mc:Choice Requires="wpi">
@@ -816,7 +803,7 @@
                 <wp:cNvGraphicFramePr/>
                 <a:graphic xmlns:a="http://schemas.openxmlformats.org/drawingml/2006/main">
                   <a:graphicData uri="http://schemas.microsoft.com/office/word/2010/wordprocessingInk">
-                    <w14:contentPart bwMode="auto" r:id="rId16">
+                    <w14:contentPart bwMode="auto" r:id="rId18">
                       <w14:nvContentPartPr>
                         <w14:cNvContentPartPr/>
                       </w14:nvContentPartPr>
@@ -833,7 +820,7 @@
           <mc:Fallback>
             <w:pict>
               <v:shape w14:anchorId="53E448DB" id="Ink 10" o:spid="_x0000_s1026" type="#_x0000_t75" style="position:absolute;margin-left:369.9pt;margin-top:175.9pt;width:25.3pt;height:17.35pt;z-index:251673600;visibility:visible;mso-wrap-style:square;mso-wrap-distance-left:9pt;mso-wrap-distance-top:0;mso-wrap-distance-right:9pt;mso-wrap-distance-bottom:0;mso-position-horizontal:absolute;mso-position-horizontal-relative:text;mso-position-vertical:absolute;mso-position-vertical-relative:text" o:gfxdata="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">
-                <v:imagedata r:id="rId17" o:title=""/>
+                <v:imagedata r:id="rId19" o:title=""/>
               </v:shape>
             </w:pict>
           </mc:Fallback>
@@ -842,7 +829,6 @@
       <w:r>
         <w:rPr>
           <w:noProof/>
-          <w:lang w:val="en-US"/>
         </w:rPr>
         <w:drawing>
           <wp:anchor distT="0" distB="0" distL="114300" distR="114300" simplePos="0" relativeHeight="251670528" behindDoc="0" locked="0" layoutInCell="1" allowOverlap="1" wp14:anchorId="04C70FD3" wp14:editId="5A17E51D">
@@ -868,7 +854,7 @@
                     <pic:cNvPicPr/>
                   </pic:nvPicPr>
                   <pic:blipFill rotWithShape="1">
-                    <a:blip r:embed="rId18">
+                    <a:blip r:embed="rId20">
                       <a:extLst>
                         <a:ext uri="{28A0092B-C50C-407E-A947-70E740481C1C}">
                           <a14:useLocalDpi xmlns:a14="http://schemas.microsoft.com/office/drawing/2010/main" val="0"/>
@@ -912,7 +898,6 @@
       <w:r>
         <w:rPr>
           <w:noProof/>
-          <w:lang w:val="en-US"/>
         </w:rPr>
         <w:drawing>
           <wp:anchor distT="0" distB="0" distL="114300" distR="114300" simplePos="0" relativeHeight="251668480" behindDoc="0" locked="0" layoutInCell="1" allowOverlap="1" wp14:anchorId="63BB53D3" wp14:editId="1F5451B9">
@@ -938,7 +923,7 @@
                     <pic:cNvPicPr/>
                   </pic:nvPicPr>
                   <pic:blipFill>
-                    <a:blip r:embed="rId19" cstate="print">
+                    <a:blip r:embed="rId21" cstate="print">
                       <a:extLst>
                         <a:ext uri="{28A0092B-C50C-407E-A947-70E740481C1C}">
                           <a14:useLocalDpi xmlns:a14="http://schemas.microsoft.com/office/drawing/2010/main" val="0"/>
@@ -965,9 +950,6 @@
         </w:drawing>
       </w:r>
       <w:r>
-        <w:rPr>
-          <w:lang w:val="en-US"/>
-        </w:rPr>
         <w:t xml:space="preserve">To address this, we further tightened the ratio threshold to make the filtering more restrictive. </w:t>
       </w:r>
     </w:p>
@@ -975,7 +957,6 @@
       <w:pPr>
         <w:rPr>
           <w:rtl/>
-          <w:lang w:val="en-US"/>
         </w:rPr>
       </w:pPr>
     </w:p>
@@ -986,13 +967,11 @@
         </w:tabs>
         <w:rPr>
           <w:rtl/>
-          <w:lang w:val="en-US"/>
         </w:rPr>
       </w:pPr>
       <w:r>
         <w:rPr>
           <w:noProof/>
-          <w:lang w:val="en-US"/>
         </w:rPr>
         <w:drawing>
           <wp:anchor distT="0" distB="0" distL="114300" distR="114300" simplePos="0" relativeHeight="251675648" behindDoc="0" locked="0" layoutInCell="1" allowOverlap="1" wp14:anchorId="2169FD69" wp14:editId="6CB4B3A7">
@@ -1018,7 +997,7 @@
                     <pic:cNvPicPr/>
                   </pic:nvPicPr>
                   <pic:blipFill>
-                    <a:blip r:embed="rId20">
+                    <a:blip r:embed="rId22">
                       <a:extLst>
                         <a:ext uri="{28A0092B-C50C-407E-A947-70E740481C1C}">
                           <a14:useLocalDpi xmlns:a14="http://schemas.microsoft.com/office/drawing/2010/main" val="0"/>
@@ -1051,30 +1030,10 @@
         </w:drawing>
       </w:r>
       <w:r>
-        <w:rPr>
-          <w:lang w:val="en-US"/>
-        </w:rPr>
         <w:t>It can be observed that the results have improved.</w:t>
       </w:r>
       <w:r>
-        <w:rPr>
-          <w:lang w:val="en-US"/>
-        </w:rPr>
-        <w:t xml:space="preserve"> </w:t>
-      </w:r>
-      <w:proofErr w:type="gramStart"/>
-      <w:r>
-        <w:rPr>
-          <w:lang w:val="en-US"/>
-        </w:rPr>
-        <w:t>So</w:t>
-      </w:r>
-      <w:proofErr w:type="gramEnd"/>
-      <w:r>
-        <w:rPr>
-          <w:lang w:val="en-US"/>
-        </w:rPr>
-        <w:t xml:space="preserve"> the chosen ratio is: 0.6.</w:t>
+        <w:t xml:space="preserve"> So the chosen ratio is: 0.6.</w:t>
       </w:r>
     </w:p>
     <w:p>
@@ -1084,13 +1043,9 @@
         </w:tabs>
         <w:rPr>
           <w:rtl/>
-          <w:lang w:val="en-US"/>
-        </w:rPr>
-      </w:pPr>
-      <w:r>
-        <w:rPr>
-          <w:lang w:val="en-US"/>
-        </w:rPr>
+        </w:rPr>
+      </w:pPr>
+      <w:r>
         <w:t>H</w:t>
       </w:r>
       <w:r>
@@ -1104,7 +1059,6 @@
         </w:tabs>
         <w:rPr>
           <w:rtl/>
-          <w:lang w:val="en-US"/>
         </w:rPr>
       </w:pPr>
     </w:p>
@@ -1112,7 +1066,6 @@
       <w:pPr>
         <w:rPr>
           <w:rtl/>
-          <w:lang w:val="en-US"/>
         </w:rPr>
       </w:pPr>
     </w:p>
@@ -1120,7 +1073,6 @@
       <w:pPr>
         <w:rPr>
           <w:rtl/>
-          <w:lang w:val="en-US"/>
         </w:rPr>
       </w:pPr>
     </w:p>
@@ -1128,7 +1080,6 @@
       <w:pPr>
         <w:rPr>
           <w:rtl/>
-          <w:lang w:val="en-US"/>
         </w:rPr>
       </w:pPr>
     </w:p>
@@ -1136,21 +1087,15 @@
       <w:pPr>
         <w:rPr>
           <w:rtl/>
-          <w:lang w:val="en-US"/>
-        </w:rPr>
-      </w:pPr>
-    </w:p>
-    <w:p>
-      <w:pPr>
-        <w:rPr>
-          <w:lang w:val="en-US"/>
-        </w:rPr>
-      </w:pPr>
+        </w:rPr>
+      </w:pPr>
+    </w:p>
+    <w:p>
       <w:r>
         <w:rPr>
           <w:noProof/>
-          <w:lang w:val="en-US"/>
-        </w:rPr>
+        </w:rPr>
+        <w:lastRenderedPageBreak/>
         <w:drawing>
           <wp:anchor distT="0" distB="0" distL="114300" distR="114300" simplePos="0" relativeHeight="251676672" behindDoc="0" locked="0" layoutInCell="1" allowOverlap="1" wp14:anchorId="4197DEC6" wp14:editId="4E72BC65">
             <wp:simplePos x="0" y="0"/>
@@ -1175,7 +1120,7 @@
                     <pic:cNvPicPr/>
                   </pic:nvPicPr>
                   <pic:blipFill>
-                    <a:blip r:embed="rId21" cstate="print">
+                    <a:blip r:embed="rId23" cstate="print">
                       <a:extLst>
                         <a:ext uri="{28A0092B-C50C-407E-A947-70E740481C1C}">
                           <a14:useLocalDpi xmlns:a14="http://schemas.microsoft.com/office/drawing/2010/main" val="0"/>
@@ -1202,38 +1147,16 @@
         </w:drawing>
       </w:r>
       <w:r>
-        <w:t xml:space="preserve"> </w:t>
-      </w:r>
-      <w:r>
-        <w:rPr>
-          <w:lang w:val="en-US"/>
-        </w:rPr>
-        <w:t>We now present a correct match that was rejected by the significance (ratio) test.</w:t>
-      </w:r>
-    </w:p>
-    <w:p>
-      <w:pPr>
-        <w:rPr>
-          <w:lang w:val="en-US"/>
-        </w:rPr>
-      </w:pPr>
-      <w:r>
-        <w:rPr>
-          <w:lang w:val="en-US"/>
-        </w:rPr>
+        <w:t xml:space="preserve"> We now present a correct match that was rejected by the significance (ratio) test.</w:t>
+      </w:r>
+    </w:p>
+    <w:p>
+      <w:r>
         <w:t xml:space="preserve">It can be observed that the corresponding points are well aligned in both images, indicating a correct match. </w:t>
       </w:r>
     </w:p>
     <w:p>
-      <w:pPr>
-        <w:rPr>
-          <w:lang w:val="en-US"/>
-        </w:rPr>
-      </w:pPr>
-      <w:r>
-        <w:rPr>
-          <w:lang w:val="en-US"/>
-        </w:rPr>
+      <w:r>
         <w:t>However, this match was discarded due to the strict ratio threshold, which rejected it as ambiguous.</w:t>
       </w:r>
     </w:p>
@@ -1242,14 +1165,12 @@
         <w:rPr>
           <w:b/>
           <w:bCs/>
-          <w:lang w:val="en-US"/>
         </w:rPr>
       </w:pPr>
       <w:r>
         <w:rPr>
           <w:b/>
           <w:bCs/>
-          <w:lang w:val="en-US"/>
         </w:rPr>
         <w:t>From this, we learn that the choice of the ratio threshold involves a trade-off: a stricter ratio (e.g., 0.75 or lower) reduces ambiguous matches but may also discard some correct ones, while a higher ratio preserves more matches at the cost of increased ambiguity.</w:t>
       </w:r>
@@ -1259,151 +1180,6 @@
         <w:rPr>
           <w:b/>
           <w:bCs/>
-          <w:lang w:val="en-US"/>
-        </w:rPr>
-      </w:pPr>
-    </w:p>
-    <w:p>
-      <w:pPr>
-        <w:rPr>
-          <w:b/>
-          <w:bCs/>
-          <w:lang w:val="en-US"/>
-        </w:rPr>
-      </w:pPr>
-    </w:p>
-    <w:p>
-      <w:pPr>
-        <w:rPr>
-          <w:b/>
-          <w:bCs/>
-          <w:lang w:val="en-US"/>
-        </w:rPr>
-      </w:pPr>
-    </w:p>
-    <w:p>
-      <w:pPr>
-        <w:rPr>
-          <w:b/>
-          <w:bCs/>
-          <w:lang w:val="en-US"/>
-        </w:rPr>
-      </w:pPr>
-    </w:p>
-    <w:p>
-      <w:pPr>
-        <w:rPr>
-          <w:b/>
-          <w:bCs/>
-          <w:lang w:val="en-US"/>
-        </w:rPr>
-      </w:pPr>
-    </w:p>
-    <w:p>
-      <w:pPr>
-        <w:rPr>
-          <w:b/>
-          <w:bCs/>
-          <w:lang w:val="en-US"/>
-        </w:rPr>
-      </w:pPr>
-    </w:p>
-    <w:p>
-      <w:pPr>
-        <w:rPr>
-          <w:b/>
-          <w:bCs/>
-          <w:lang w:val="en-US"/>
-        </w:rPr>
-      </w:pPr>
-    </w:p>
-    <w:p>
-      <w:pPr>
-        <w:rPr>
-          <w:b/>
-          <w:bCs/>
-          <w:lang w:val="en-US"/>
-        </w:rPr>
-      </w:pPr>
-    </w:p>
-    <w:p>
-      <w:pPr>
-        <w:rPr>
-          <w:b/>
-          <w:bCs/>
-          <w:lang w:val="en-US"/>
-        </w:rPr>
-      </w:pPr>
-    </w:p>
-    <w:p>
-      <w:pPr>
-        <w:rPr>
-          <w:b/>
-          <w:bCs/>
-          <w:lang w:val="en-US"/>
-        </w:rPr>
-      </w:pPr>
-    </w:p>
-    <w:p>
-      <w:pPr>
-        <w:rPr>
-          <w:b/>
-          <w:bCs/>
-          <w:lang w:val="en-US"/>
-        </w:rPr>
-      </w:pPr>
-    </w:p>
-    <w:p>
-      <w:pPr>
-        <w:rPr>
-          <w:b/>
-          <w:bCs/>
-          <w:lang w:val="en-US"/>
-        </w:rPr>
-      </w:pPr>
-    </w:p>
-    <w:p>
-      <w:pPr>
-        <w:rPr>
-          <w:b/>
-          <w:bCs/>
-          <w:lang w:val="en-US"/>
-        </w:rPr>
-      </w:pPr>
-    </w:p>
-    <w:p>
-      <w:pPr>
-        <w:rPr>
-          <w:b/>
-          <w:bCs/>
-          <w:lang w:val="en-US"/>
-        </w:rPr>
-      </w:pPr>
-    </w:p>
-    <w:p>
-      <w:pPr>
-        <w:rPr>
-          <w:b/>
-          <w:bCs/>
-          <w:lang w:val="en-US"/>
-        </w:rPr>
-      </w:pPr>
-    </w:p>
-    <w:p>
-      <w:pPr>
-        <w:rPr>
-          <w:b/>
-          <w:bCs/>
-          <w:lang w:val="en-US"/>
-        </w:rPr>
-      </w:pPr>
-    </w:p>
-    <w:p>
-      <w:pPr>
-        <w:rPr>
-          <w:b/>
-          <w:bCs/>
-          <w:lang w:val="en-US"/>
         </w:rPr>
       </w:pPr>
     </w:p>
@@ -1415,7 +1191,6 @@
           <w:sz w:val="32"/>
           <w:szCs w:val="32"/>
           <w:rtl/>
-          <w:lang w:val="en-US"/>
         </w:rPr>
       </w:pPr>
       <w:r>
@@ -1424,7 +1199,6 @@
           <w:bCs/>
           <w:sz w:val="32"/>
           <w:szCs w:val="32"/>
-          <w:lang w:val="en-US"/>
         </w:rPr>
         <w:t>Functions:</w:t>
       </w:r>
@@ -1434,7 +1208,6 @@
         <w:rPr>
           <w:b/>
           <w:bCs/>
-          <w:lang w:val="en-US"/>
         </w:rPr>
       </w:pPr>
       <w:proofErr w:type="spellStart"/>
@@ -1442,7 +1215,6 @@
         <w:rPr>
           <w:b/>
           <w:bCs/>
-          <w:lang w:val="en-US"/>
         </w:rPr>
         <w:t>draw_random_matches</w:t>
       </w:r>
@@ -1451,35 +1223,20 @@
         <w:rPr>
           <w:b/>
           <w:bCs/>
-          <w:lang w:val="en-US"/>
         </w:rPr>
         <w:t>:</w:t>
       </w:r>
     </w:p>
     <w:p>
-      <w:pPr>
-        <w:rPr>
-          <w:lang w:val="en-US"/>
-        </w:rPr>
-      </w:pPr>
-      <w:r>
-        <w:rPr>
-          <w:lang w:val="en-US"/>
-        </w:rPr>
+      <w:r>
         <w:t xml:space="preserve">This function randomly selects a subset of matches and visualizes them by drawing lines between corresponding </w:t>
       </w:r>
       <w:proofErr w:type="spellStart"/>
       <w:r>
-        <w:rPr>
-          <w:lang w:val="en-US"/>
-        </w:rPr>
         <w:t>keypoints</w:t>
       </w:r>
       <w:proofErr w:type="spellEnd"/>
       <w:r>
-        <w:rPr>
-          <w:lang w:val="en-US"/>
-        </w:rPr>
         <w:t xml:space="preserve"> in the left and right images. It is used to present a representative sample of matches.</w:t>
       </w:r>
     </w:p>
@@ -1488,7 +1245,6 @@
         <w:rPr>
           <w:b/>
           <w:bCs/>
-          <w:lang w:val="en-US"/>
         </w:rPr>
       </w:pPr>
       <w:proofErr w:type="spellStart"/>
@@ -1496,7 +1252,6 @@
         <w:rPr>
           <w:b/>
           <w:bCs/>
-          <w:lang w:val="en-US"/>
         </w:rPr>
         <w:t>ratio_test_match</w:t>
       </w:r>
@@ -1505,35 +1260,20 @@
         <w:rPr>
           <w:b/>
           <w:bCs/>
-          <w:lang w:val="en-US"/>
         </w:rPr>
         <w:t>:</w:t>
       </w:r>
     </w:p>
     <w:p>
-      <w:pPr>
-        <w:rPr>
-          <w:lang w:val="en-US"/>
-        </w:rPr>
-      </w:pPr>
-      <w:r>
-        <w:rPr>
-          <w:lang w:val="en-US"/>
-        </w:rPr>
+      <w:r>
         <w:t>This function performs KNN matching (k=2) between descriptors and applies Lowe’s ratio test to filter matches. It returns two lists: reliable matches (</w:t>
       </w:r>
       <w:proofErr w:type="spellStart"/>
       <w:r>
-        <w:rPr>
-          <w:lang w:val="en-US"/>
-        </w:rPr>
         <w:t>good_matches</w:t>
       </w:r>
       <w:proofErr w:type="spellEnd"/>
       <w:r>
-        <w:rPr>
-          <w:lang w:val="en-US"/>
-        </w:rPr>
         <w:t>) and rejected matches based on the ratio threshold.</w:t>
       </w:r>
     </w:p>
@@ -1542,7 +1282,6 @@
         <w:rPr>
           <w:b/>
           <w:bCs/>
-          <w:lang w:val="en-US"/>
         </w:rPr>
       </w:pPr>
       <w:proofErr w:type="spellStart"/>
@@ -1550,7 +1289,6 @@
         <w:rPr>
           <w:b/>
           <w:bCs/>
-          <w:lang w:val="en-US"/>
         </w:rPr>
         <w:t>draw_matches</w:t>
       </w:r>
@@ -1559,44 +1297,29 @@
         <w:rPr>
           <w:b/>
           <w:bCs/>
-          <w:lang w:val="en-US"/>
         </w:rPr>
         <w:t>:</w:t>
       </w:r>
     </w:p>
     <w:p>
-      <w:pPr>
-        <w:rPr>
-          <w:lang w:val="en-US"/>
-        </w:rPr>
-      </w:pPr>
-      <w:r>
-        <w:rPr>
-          <w:lang w:val="en-US"/>
-        </w:rPr>
+      <w:r>
         <w:t xml:space="preserve">This function visualizes a given set of matches (up to a specified number) by drawing lines between corresponding </w:t>
       </w:r>
       <w:proofErr w:type="spellStart"/>
       <w:r>
-        <w:rPr>
-          <w:lang w:val="en-US"/>
-        </w:rPr>
         <w:t>keypoints</w:t>
       </w:r>
       <w:proofErr w:type="spellEnd"/>
       <w:r>
-        <w:rPr>
-          <w:lang w:val="en-US"/>
-        </w:rPr>
         <w:t xml:space="preserve"> in the two images. It is used to display either accepted or rejected matches.</w:t>
       </w:r>
     </w:p>
+    <w:p/>
     <w:p>
       <w:pPr>
         <w:rPr>
           <w:b/>
           <w:bCs/>
-          <w:lang w:val="en-US"/>
         </w:rPr>
       </w:pPr>
       <w:proofErr w:type="spellStart"/>
@@ -1604,7 +1327,6 @@
         <w:rPr>
           <w:b/>
           <w:bCs/>
-          <w:lang w:val="en-US"/>
         </w:rPr>
         <w:t>show_multiple_rejected</w:t>
       </w:r>
@@ -1613,50 +1335,165 @@
         <w:rPr>
           <w:b/>
           <w:bCs/>
-          <w:lang w:val="en-US"/>
         </w:rPr>
         <w:t>:</w:t>
       </w:r>
     </w:p>
     <w:p>
-      <w:pPr>
-        <w:rPr>
-          <w:lang w:val="en-US"/>
-        </w:rPr>
-      </w:pPr>
-      <w:r>
-        <w:rPr>
-          <w:lang w:val="en-US"/>
-        </w:rPr>
+      <w:r>
         <w:t xml:space="preserve">This function selects a few rejected matches and displays their corresponding </w:t>
       </w:r>
       <w:proofErr w:type="spellStart"/>
       <w:r>
-        <w:rPr>
-          <w:lang w:val="en-US"/>
-        </w:rPr>
         <w:t>keypoints</w:t>
       </w:r>
       <w:proofErr w:type="spellEnd"/>
       <w:r>
-        <w:rPr>
-          <w:lang w:val="en-US"/>
-        </w:rPr>
         <w:t xml:space="preserve"> as circles on both images (without connecting lines). It is used to highlight matches that were rejected by the ratio test for analysis.</w:t>
       </w:r>
     </w:p>
     <w:p>
-      <w:pPr>
+      <w:proofErr w:type="spellStart"/>
+      <w:r>
         <w:rPr>
           <w:b/>
           <w:bCs/>
+        </w:rPr>
+        <w:lastRenderedPageBreak/>
+        <w:t>detect_orb:</w:t>
+      </w:r>
+      <w:proofErr w:type="spellEnd"/>
+    </w:p>
+    <w:p>
+      <w:r>
+        <w:t xml:space="preserve">This function serves as the core processing unit for feature detection. It initializes the ORB detector, identifies </w:t>
+      </w:r>
+      <w:proofErr w:type="spellStart"/>
+      <w:r>
+        <w:t>keypoints</w:t>
+      </w:r>
+      <w:proofErr w:type="spellEnd"/>
+      <w:r>
+        <w:t>, and computes their corresponding binary descriptors. It is configured to extract a specific number of features to ensure a dense representation of the scene.</w:t>
+      </w:r>
+    </w:p>
+    <w:p>
+      <w:proofErr w:type="spellStart"/>
+      <w:r>
+        <w:rPr>
+          <w:b/>
+          <w:bCs/>
+        </w:rPr>
+        <w:t>visualize_side_by_side</w:t>
+      </w:r>
+      <w:proofErr w:type="spellEnd"/>
+      <w:r>
+        <w:rPr>
+          <w:b/>
+          <w:bCs/>
+        </w:rPr>
+        <w:t>:</w:t>
+      </w:r>
+    </w:p>
+    <w:p>
+      <w:r>
+        <w:t xml:space="preserve"> A helper utility designed for comparative analysis. It plots two images in a single figure using subplots, allowing for an immediate visual comparison of original frames, </w:t>
+      </w:r>
+      <w:proofErr w:type="spellStart"/>
+      <w:r>
+        <w:t>keypoint</w:t>
+      </w:r>
+      <w:proofErr w:type="spellEnd"/>
+      <w:r>
+        <w:t xml:space="preserve"> distributions, or processed results.</w:t>
+      </w:r>
+    </w:p>
+    <w:p>
+      <w:proofErr w:type="spellStart"/>
+      <w:r>
+        <w:rPr>
+          <w:b/>
+          <w:bCs/>
+        </w:rPr>
+        <w:t>match_descriptors:</w:t>
+      </w:r>
+      <w:proofErr w:type="spellEnd"/>
+    </w:p>
+    <w:p>
+      <w:r>
+        <w:t>This function establishes the initial correspondence between the stereo pair. It uses a Brute-Force matcher with Hamming distance to find the closest descriptor in the right image for every descriptor in the left image, representing the "raw" matching phase before any filtering.</w:t>
+      </w:r>
+    </w:p>
+    <w:p>
+      <w:proofErr w:type="spellStart"/>
+      <w:r>
+        <w:rPr>
+          <w:b/>
+          <w:bCs/>
+        </w:rPr>
+        <w:t>get_orb_features:</w:t>
+      </w:r>
+      <w:proofErr w:type="spellEnd"/>
+    </w:p>
+    <w:p>
+      <w:r>
+        <w:t>A wrapper function that encapsulates the ORB detector and descriptor extractor. It simplifies the main execution flow by returning both the spatial locations (</w:t>
+      </w:r>
+      <w:proofErr w:type="spellStart"/>
+      <w:r>
+        <w:t>keypoints</w:t>
+      </w:r>
+      <w:proofErr w:type="spellEnd"/>
+      <w:r>
+        <w:t>) and the visual fingerprints (descriptors) in a single call.</w:t>
+      </w:r>
+    </w:p>
+    <w:p>
+      <w:proofErr w:type="spellStart"/>
+      <w:r>
+        <w:rPr>
+          <w:b/>
+          <w:bCs/>
+        </w:rPr>
+        <w:t>plot_stereo_side_by_side</w:t>
+      </w:r>
+      <w:proofErr w:type="spellEnd"/>
+      <w:r>
+        <w:rPr>
+          <w:b/>
+          <w:bCs/>
+        </w:rPr>
+        <w:t xml:space="preserve"> :</w:t>
+      </w:r>
+    </w:p>
+    <w:p>
+      <w:r>
+        <w:t>An optimized version of the visualization utility specifically tailored for stereo pairs. It handles grayscale mapping and formatting to ensure that the left and right perspectives are displayed clearly for report-ready figures.</w:t>
+      </w:r>
+    </w:p>
+    <w:p>
+      <w:proofErr w:type="spellStart"/>
+      <w:r>
+        <w:rPr>
+          <w:b/>
+          <w:bCs/>
+        </w:rPr>
+        <w:t>draw_matches_custom:</w:t>
+      </w:r>
+      <w:proofErr w:type="spellEnd"/>
+    </w:p>
+    <w:p>
+      <w:pPr>
+        <w:rPr>
           <w:rtl/>
-          <w:lang w:val="en-US"/>
-        </w:rPr>
-      </w:pPr>
+        </w:rPr>
+      </w:pPr>
+      <w:r>
+        <w:t>A robust visualization tool that combines random sampling and OpenCV’s drawing utilities. It prevents visual clutter by limiting the number of displayed matches and uses specific flags to highlight only the connected pairs, making it easier to evaluate matching accuracy.</w:t>
+      </w:r>
     </w:p>
     <w:sectPr>
-      <w:headerReference w:type="default" r:id="rId22"/>
+      <w:headerReference w:type="default" r:id="rId24"/>
       <w:pgSz w:w="11906" w:h="16838"/>
       <w:pgMar w:top="1440" w:right="1440" w:bottom="1440" w:left="1440" w:header="720" w:footer="720" w:gutter="0"/>
       <w:cols w:space="720"/>
@@ -1724,19 +1561,272 @@
       <w:bidi/>
       <w:rPr>
         <w:rtl/>
-        <w:lang w:val="en-US"/>
       </w:rPr>
     </w:pPr>
     <w:r>
       <w:rPr>
         <w:rFonts w:hint="cs"/>
         <w:rtl/>
-        <w:lang w:val="en-US"/>
       </w:rPr>
       <w:t>בס"ד</w:t>
     </w:r>
   </w:p>
 </w:hdr>
+</file>
+
+<file path=word/numbering.xml><?xml version="1.0" encoding="utf-8"?>
+<w:numbering xmlns:wpc="http://schemas.microsoft.com/office/word/2010/wordprocessingCanvas" xmlns:cx="http://schemas.microsoft.com/office/drawing/2014/chartex" xmlns:cx1="http://schemas.microsoft.com/office/drawing/2015/9/8/chartex" xmlns:cx2="http://schemas.microsoft.com/office/drawing/2015/10/21/chartex" xmlns:cx3="http://schemas.microsoft.com/office/drawing/2016/5/9/chartex" xmlns:cx4="http://schemas.microsoft.com/office/drawing/2016/5/10/chartex" xmlns:cx5="http://schemas.microsoft.com/office/drawing/2016/5/11/chartex" xmlns:cx6="http://schemas.microsoft.com/office/drawing/2016/5/12/chartex" xmlns:cx7="http://schemas.microsoft.com/office/drawing/2016/5/13/chartex" xmlns:cx8="http://schemas.microsoft.com/office/drawing/2016/5/14/chartex" xmlns:mc="http://schemas.openxmlformats.org/markup-compatibility/2006" xmlns:aink="http://schemas.microsoft.com/office/drawing/2016/ink" xmlns:am3d="http://schemas.microsoft.com/office/drawing/2017/model3d" xmlns:o="urn:schemas-microsoft-com:office:office" xmlns:oel="http://schemas.microsoft.com/office/2019/extlst" xmlns:r="http://schemas.openxmlformats.org/officeDocument/2006/relationships" xmlns:m="http://schemas.openxmlformats.org/officeDocument/2006/math" xmlns:v="urn:schemas-microsoft-com:vml" xmlns:wp14="http://schemas.microsoft.com/office/word/2010/wordprocessingDrawing" xmlns:wp="http://schemas.openxmlformats.org/drawingml/2006/wordprocessingDrawing" xmlns:w10="urn:schemas-microsoft-com:office:word" xmlns:w="http://schemas.openxmlformats.org/wordprocessingml/2006/main" xmlns:w14="http://schemas.microsoft.com/office/word/2010/wordml" xmlns:w15="http://schemas.microsoft.com/office/word/2012/wordml" xmlns:w16cex="http://schemas.microsoft.com/office/word/2018/wordml/cex" xmlns:w16cid="http://schemas.microsoft.com/office/word/2016/wordml/cid" xmlns:w16="http://schemas.microsoft.com/office/word/2018/wordml" xmlns:w16du="http://schemas.microsoft.com/office/word/2023/wordml/word16du" xmlns:w16sdtdh="http://schemas.microsoft.com/office/word/2020/wordml/sdtdatahash" xmlns:w16sdtfl="http://schemas.microsoft.com/office/word/2024/wordml/sdtformatlock" xmlns:w16se="http://schemas.microsoft.com/office/word/2015/wordml/symex" xmlns:wpg="http://schemas.microsoft.com/office/word/2010/wordprocessingGroup" xmlns:wpi="http://schemas.microsoft.com/office/word/2010/wordprocessingInk" xmlns:wne="http://schemas.microsoft.com/office/word/2006/wordml" xmlns:wps="http://schemas.microsoft.com/office/word/2010/wordprocessingShape" mc:Ignorable="w14 w15 w16se w16cid w16 w16cex w16sdtdh w16sdtfl w16du wp14">
+  <w:abstractNum w:abstractNumId="0" w15:restartNumberingAfterBreak="0">
+    <w:nsid w:val="470B3123"/>
+    <w:multiLevelType w:val="multilevel"/>
+    <w:tmpl w:val="88349B38"/>
+    <w:lvl w:ilvl="0">
+      <w:start w:val="1"/>
+      <w:numFmt w:val="decimal"/>
+      <w:lvlText w:val="%1."/>
+      <w:lvlJc w:val="left"/>
+      <w:pPr>
+        <w:ind w:left="600" w:hanging="600"/>
+      </w:pPr>
+      <w:rPr>
+        <w:rFonts w:hint="default"/>
+        <w:b/>
+        <w:sz w:val="32"/>
+      </w:rPr>
+    </w:lvl>
+    <w:lvl w:ilvl="1">
+      <w:start w:val="1"/>
+      <w:numFmt w:val="decimal"/>
+      <w:lvlText w:val="%1.%2."/>
+      <w:lvlJc w:val="left"/>
+      <w:pPr>
+        <w:ind w:left="720" w:hanging="720"/>
+      </w:pPr>
+      <w:rPr>
+        <w:rFonts w:hint="default"/>
+        <w:b/>
+        <w:sz w:val="32"/>
+      </w:rPr>
+    </w:lvl>
+    <w:lvl w:ilvl="2">
+      <w:start w:val="1"/>
+      <w:numFmt w:val="decimal"/>
+      <w:lvlText w:val="%1.%2.%3."/>
+      <w:lvlJc w:val="left"/>
+      <w:pPr>
+        <w:ind w:left="720" w:hanging="720"/>
+      </w:pPr>
+      <w:rPr>
+        <w:rFonts w:hint="default"/>
+        <w:b/>
+        <w:sz w:val="32"/>
+      </w:rPr>
+    </w:lvl>
+    <w:lvl w:ilvl="3">
+      <w:start w:val="1"/>
+      <w:numFmt w:val="decimal"/>
+      <w:lvlText w:val="%1.%2.%3.%4."/>
+      <w:lvlJc w:val="left"/>
+      <w:pPr>
+        <w:ind w:left="1080" w:hanging="1080"/>
+      </w:pPr>
+      <w:rPr>
+        <w:rFonts w:hint="default"/>
+        <w:b/>
+        <w:sz w:val="32"/>
+      </w:rPr>
+    </w:lvl>
+    <w:lvl w:ilvl="4">
+      <w:start w:val="1"/>
+      <w:numFmt w:val="decimal"/>
+      <w:lvlText w:val="%1.%2.%3.%4.%5."/>
+      <w:lvlJc w:val="left"/>
+      <w:pPr>
+        <w:ind w:left="1080" w:hanging="1080"/>
+      </w:pPr>
+      <w:rPr>
+        <w:rFonts w:hint="default"/>
+        <w:b/>
+        <w:sz w:val="32"/>
+      </w:rPr>
+    </w:lvl>
+    <w:lvl w:ilvl="5">
+      <w:start w:val="1"/>
+      <w:numFmt w:val="decimal"/>
+      <w:lvlText w:val="%1.%2.%3.%4.%5.%6."/>
+      <w:lvlJc w:val="left"/>
+      <w:pPr>
+        <w:ind w:left="1440" w:hanging="1440"/>
+      </w:pPr>
+      <w:rPr>
+        <w:rFonts w:hint="default"/>
+        <w:b/>
+        <w:sz w:val="32"/>
+      </w:rPr>
+    </w:lvl>
+    <w:lvl w:ilvl="6">
+      <w:start w:val="1"/>
+      <w:numFmt w:val="decimal"/>
+      <w:lvlText w:val="%1.%2.%3.%4.%5.%6.%7."/>
+      <w:lvlJc w:val="left"/>
+      <w:pPr>
+        <w:ind w:left="1440" w:hanging="1440"/>
+      </w:pPr>
+      <w:rPr>
+        <w:rFonts w:hint="default"/>
+        <w:b/>
+        <w:sz w:val="32"/>
+      </w:rPr>
+    </w:lvl>
+    <w:lvl w:ilvl="7">
+      <w:start w:val="1"/>
+      <w:numFmt w:val="decimal"/>
+      <w:lvlText w:val="%1.%2.%3.%4.%5.%6.%7.%8."/>
+      <w:lvlJc w:val="left"/>
+      <w:pPr>
+        <w:ind w:left="1800" w:hanging="1800"/>
+      </w:pPr>
+      <w:rPr>
+        <w:rFonts w:hint="default"/>
+        <w:b/>
+        <w:sz w:val="32"/>
+      </w:rPr>
+    </w:lvl>
+    <w:lvl w:ilvl="8">
+      <w:start w:val="1"/>
+      <w:numFmt w:val="decimal"/>
+      <w:lvlText w:val="%1.%2.%3.%4.%5.%6.%7.%8.%9."/>
+      <w:lvlJc w:val="left"/>
+      <w:pPr>
+        <w:ind w:left="1800" w:hanging="1800"/>
+      </w:pPr>
+      <w:rPr>
+        <w:rFonts w:hint="default"/>
+        <w:b/>
+        <w:sz w:val="32"/>
+      </w:rPr>
+    </w:lvl>
+  </w:abstractNum>
+  <w:abstractNum w:abstractNumId="1" w15:restartNumberingAfterBreak="0">
+    <w:nsid w:val="6A1A3FDA"/>
+    <w:multiLevelType w:val="multilevel"/>
+    <w:tmpl w:val="D28E1204"/>
+    <w:lvl w:ilvl="0">
+      <w:start w:val="1"/>
+      <w:numFmt w:val="decimal"/>
+      <w:lvlText w:val="%1."/>
+      <w:lvlJc w:val="left"/>
+      <w:pPr>
+        <w:ind w:left="528" w:hanging="528"/>
+      </w:pPr>
+      <w:rPr>
+        <w:rFonts w:hint="default"/>
+      </w:rPr>
+    </w:lvl>
+    <w:lvl w:ilvl="1">
+      <w:start w:val="1"/>
+      <w:numFmt w:val="decimal"/>
+      <w:lvlText w:val="%1.%2."/>
+      <w:lvlJc w:val="left"/>
+      <w:pPr>
+        <w:ind w:left="720" w:hanging="720"/>
+      </w:pPr>
+      <w:rPr>
+        <w:rFonts w:hint="default"/>
+      </w:rPr>
+    </w:lvl>
+    <w:lvl w:ilvl="2">
+      <w:start w:val="1"/>
+      <w:numFmt w:val="decimal"/>
+      <w:lvlText w:val="%1.%2.%3."/>
+      <w:lvlJc w:val="left"/>
+      <w:pPr>
+        <w:ind w:left="1080" w:hanging="1080"/>
+      </w:pPr>
+      <w:rPr>
+        <w:rFonts w:hint="default"/>
+      </w:rPr>
+    </w:lvl>
+    <w:lvl w:ilvl="3">
+      <w:start w:val="1"/>
+      <w:numFmt w:val="decimal"/>
+      <w:lvlText w:val="%1.%2.%3.%4."/>
+      <w:lvlJc w:val="left"/>
+      <w:pPr>
+        <w:ind w:left="1080" w:hanging="1080"/>
+      </w:pPr>
+      <w:rPr>
+        <w:rFonts w:hint="default"/>
+      </w:rPr>
+    </w:lvl>
+    <w:lvl w:ilvl="4">
+      <w:start w:val="1"/>
+      <w:numFmt w:val="decimal"/>
+      <w:lvlText w:val="%1.%2.%3.%4.%5."/>
+      <w:lvlJc w:val="left"/>
+      <w:pPr>
+        <w:ind w:left="1440" w:hanging="1440"/>
+      </w:pPr>
+      <w:rPr>
+        <w:rFonts w:hint="default"/>
+      </w:rPr>
+    </w:lvl>
+    <w:lvl w:ilvl="5">
+      <w:start w:val="1"/>
+      <w:numFmt w:val="decimal"/>
+      <w:lvlText w:val="%1.%2.%3.%4.%5.%6."/>
+      <w:lvlJc w:val="left"/>
+      <w:pPr>
+        <w:ind w:left="1800" w:hanging="1800"/>
+      </w:pPr>
+      <w:rPr>
+        <w:rFonts w:hint="default"/>
+      </w:rPr>
+    </w:lvl>
+    <w:lvl w:ilvl="6">
+      <w:start w:val="1"/>
+      <w:numFmt w:val="decimal"/>
+      <w:lvlText w:val="%1.%2.%3.%4.%5.%6.%7."/>
+      <w:lvlJc w:val="left"/>
+      <w:pPr>
+        <w:ind w:left="2160" w:hanging="2160"/>
+      </w:pPr>
+      <w:rPr>
+        <w:rFonts w:hint="default"/>
+      </w:rPr>
+    </w:lvl>
+    <w:lvl w:ilvl="7">
+      <w:start w:val="1"/>
+      <w:numFmt w:val="decimal"/>
+      <w:lvlText w:val="%1.%2.%3.%4.%5.%6.%7.%8."/>
+      <w:lvlJc w:val="left"/>
+      <w:pPr>
+        <w:ind w:left="2160" w:hanging="2160"/>
+      </w:pPr>
+      <w:rPr>
+        <w:rFonts w:hint="default"/>
+      </w:rPr>
+    </w:lvl>
+    <w:lvl w:ilvl="8">
+      <w:start w:val="1"/>
+      <w:numFmt w:val="decimal"/>
+      <w:lvlText w:val="%1.%2.%3.%4.%5.%6.%7.%8.%9."/>
+      <w:lvlJc w:val="left"/>
+      <w:pPr>
+        <w:ind w:left="2520" w:hanging="2520"/>
+      </w:pPr>
+      <w:rPr>
+        <w:rFonts w:hint="default"/>
+      </w:rPr>
+    </w:lvl>
+  </w:abstractNum>
+  <w:num w:numId="1" w16cid:durableId="871188865">
+    <w:abstractNumId w:val="1"/>
+  </w:num>
+  <w:num w:numId="2" w16cid:durableId="700863574">
+    <w:abstractNumId w:val="0"/>
+  </w:num>
+</w:numbering>
 </file>
 
 <file path=word/styles.xml><?xml version="1.0" encoding="utf-8"?>
@@ -1748,7 +1838,7 @@
         <w:kern w:val="2"/>
         <w:sz w:val="24"/>
         <w:szCs w:val="24"/>
-        <w:lang w:eastAsia="en-US" w:bidi="he-IL"/>
+        <w:lang w:val="en-US" w:eastAsia="en-US" w:bidi="he-IL"/>
         <w14:ligatures w14:val="standardContextual"/>
       </w:rPr>
     </w:rPrDefault>
@@ -2342,7 +2432,6 @@
   <w:style w:type="character" w:default="1" w:styleId="a0">
     <w:name w:val="Default Paragraph Font"/>
     <w:uiPriority w:val="1"/>
-    <w:semiHidden/>
     <w:unhideWhenUsed/>
   </w:style>
   <w:style w:type="table" w:default="1" w:styleId="a1">
